--- a/TP-Simulation.docx
+++ b/TP-Simulation.docx
@@ -45,14 +45,14 @@
         <w:tblLook w:val="04A0" w:firstRow="1" w:lastRow="0" w:firstColumn="1" w:lastColumn="0" w:noHBand="0" w:noVBand="1"/>
       </w:tblPr>
       <w:tblGrid>
-        <w:gridCol w:w="3020"/>
-        <w:gridCol w:w="4063"/>
+        <w:gridCol w:w="3019"/>
+        <w:gridCol w:w="4062"/>
         <w:gridCol w:w="1979"/>
       </w:tblGrid>
       <w:tr>
         <w:tc>
           <w:tcPr>
-            <w:tcW w:w="3020" w:type="dxa"/>
+            <w:tcW w:w="3019" w:type="dxa"/>
             <w:shd w:val="clear" w:color="auto" w:fill="D9D9D9" w:themeFill="background1" w:themeFillShade="D9"/>
           </w:tcPr>
           <w:p>
@@ -81,7 +81,7 @@
         </w:tc>
         <w:tc>
           <w:tcPr>
-            <w:tcW w:w="4063" w:type="dxa"/>
+            <w:tcW w:w="4062" w:type="dxa"/>
             <w:shd w:val="clear" w:color="auto" w:fill="D9D9D9" w:themeFill="background1" w:themeFillShade="D9"/>
           </w:tcPr>
           <w:p>
@@ -97,28 +97,14 @@
                 <w:b/>
                 <w:lang w:val="fr-BE"/>
               </w:rPr>
-              <w:t>Gr </w:t>
-            </w:r>
-            <w:r>
-              <w:rPr>
-                <w:b/>
-                <w:lang w:val="fr-BE"/>
-              </w:rPr>
-              <w:t>:</w:t>
-            </w:r>
-            <w:r>
-              <w:rPr>
-                <w:b/>
-                <w:lang w:val="fr-BE"/>
-              </w:rPr>
-              <w:t xml:space="preserve"> 08</w:t>
-            </w:r>
-            <w:r>
-              <w:rPr>
-                <w:b/>
-                <w:lang w:val="fr-BE"/>
-              </w:rPr>
-              <w:t xml:space="preserve">  / Cours : </w:t>
+              <w:t>Gr :</w:t>
+            </w:r>
+            <w:r>
+              <w:rPr>
+                <w:b/>
+                <w:lang w:val="fr-BE"/>
+              </w:rPr>
+              <w:t xml:space="preserve"> 08  / Cours : </w:t>
             </w:r>
             <w:r>
               <w:rPr>
@@ -130,8 +116,6 @@
               </w:rPr>
               <w:t>Comms Sans-fil &amp; Sys 2G/3G</w:t>
             </w:r>
-            <w:bookmarkStart w:id="0" w:name="_GoBack"/>
-            <w:bookmarkEnd w:id="0"/>
           </w:p>
         </w:tc>
         <w:tc>
@@ -195,7 +179,7 @@
       <w:tr>
         <w:tc>
           <w:tcPr>
-            <w:tcW w:w="3020" w:type="dxa"/>
+            <w:tcW w:w="3019" w:type="dxa"/>
           </w:tcPr>
           <w:p>
             <w:pPr>
@@ -213,7 +197,7 @@
         </w:tc>
         <w:tc>
           <w:tcPr>
-            <w:tcW w:w="6042" w:type="dxa"/>
+            <w:tcW w:w="6041" w:type="dxa"/>
             <w:gridSpan w:val="2"/>
           </w:tcPr>
           <w:p>
@@ -226,13 +210,7 @@
               <w:rPr>
                 <w:lang w:val="fr-BE"/>
               </w:rPr>
-              <w:t xml:space="preserve">Jedata Rachid, Nadiri Hiba, </w:t>
-            </w:r>
-            <w:r>
-              <w:rPr>
-                <w:lang w:val="fr-BE"/>
-              </w:rPr>
-              <w:t xml:space="preserve"> </w:t>
+              <w:t xml:space="preserve">Jedata Rachid, Nadiri Hiba,  </w:t>
             </w:r>
             <w:r>
               <w:rPr>
@@ -246,7 +224,7 @@
       <w:tr>
         <w:tc>
           <w:tcPr>
-            <w:tcW w:w="3020" w:type="dxa"/>
+            <w:tcW w:w="3019" w:type="dxa"/>
           </w:tcPr>
           <w:p>
             <w:pPr>
@@ -264,7 +242,7 @@
         </w:tc>
         <w:tc>
           <w:tcPr>
-            <w:tcW w:w="6042" w:type="dxa"/>
+            <w:tcW w:w="6041" w:type="dxa"/>
             <w:gridSpan w:val="2"/>
           </w:tcPr>
           <w:p>
@@ -273,7 +251,7 @@
                 <w:lang w:val="fr-BE"/>
               </w:rPr>
             </w:pPr>
-            <w:hyperlink r:id="rId6" w:history="1">
+            <w:hyperlink r:id="rId7" w:history="1">
               <w:r>
                 <w:rPr>
                   <w:rStyle w:val="Hyperlink"/>
@@ -326,16 +304,21 @@
         <w:tblLook w:val="04A0" w:firstRow="1" w:lastRow="0" w:firstColumn="1" w:lastColumn="0" w:noHBand="0" w:noVBand="1"/>
       </w:tblPr>
       <w:tblGrid>
-        <w:gridCol w:w="9062"/>
+        <w:gridCol w:w="9060"/>
       </w:tblGrid>
       <w:tr>
         <w:tc>
           <w:tcPr>
-            <w:tcW w:w="9062" w:type="dxa"/>
+            <w:tcW w:w="9060" w:type="dxa"/>
             <w:shd w:val="clear" w:color="auto" w:fill="D9D9D9" w:themeFill="background1" w:themeFillShade="D9"/>
           </w:tcPr>
           <w:p>
             <w:pPr>
+              <w:pStyle w:val="ListParagraph"/>
+              <w:numPr>
+                <w:ilvl w:val="0"/>
+                <w:numId w:val="1"/>
+              </w:numPr>
               <w:jc w:val="center"/>
               <w:rPr>
                 <w:b/>
@@ -355,7 +338,7 @@
       <w:tr>
         <w:tc>
           <w:tcPr>
-            <w:tcW w:w="9062" w:type="dxa"/>
+            <w:tcW w:w="9060" w:type="dxa"/>
           </w:tcPr>
           <w:p>
             <w:pPr>
@@ -385,7 +368,7 @@
         <w:tblLook w:val="04A0" w:firstRow="1" w:lastRow="0" w:firstColumn="1" w:lastColumn="0" w:noHBand="0" w:noVBand="1"/>
       </w:tblPr>
       <w:tblGrid>
-        <w:gridCol w:w="9062"/>
+        <w:gridCol w:w="9060"/>
       </w:tblGrid>
       <w:tr>
         <w:trPr>
@@ -398,6 +381,11 @@
           </w:tcPr>
           <w:p>
             <w:pPr>
+              <w:pStyle w:val="ListParagraph"/>
+              <w:numPr>
+                <w:ilvl w:val="0"/>
+                <w:numId w:val="1"/>
+              </w:numPr>
               <w:jc w:val="center"/>
               <w:rPr>
                 <w:b/>
@@ -420,6 +408,11 @@
             <w:tcW w:w="9062" w:type="dxa"/>
           </w:tcPr>
           <w:p>
+            <w:pPr>
+              <w:rPr>
+                <w:lang w:val="fr-BE"/>
+              </w:rPr>
+            </w:pPr>
             <w:r>
               <w:t>- Comprendre l’architecture IoT (Edge, Fog, Cloud)</w:t>
             </w:r>
@@ -457,7 +450,7 @@
         <w:tblLook w:val="04A0" w:firstRow="1" w:lastRow="0" w:firstColumn="1" w:lastColumn="0" w:noHBand="0" w:noVBand="1"/>
       </w:tblPr>
       <w:tblGrid>
-        <w:gridCol w:w="9062"/>
+        <w:gridCol w:w="9060"/>
       </w:tblGrid>
       <w:tr>
         <w:trPr>
@@ -470,6 +463,11 @@
           </w:tcPr>
           <w:p>
             <w:pPr>
+              <w:pStyle w:val="ListParagraph"/>
+              <w:numPr>
+                <w:ilvl w:val="0"/>
+                <w:numId w:val="1"/>
+              </w:numPr>
               <w:jc w:val="center"/>
               <w:rPr>
                 <w:b/>
@@ -492,6 +490,11 @@
             <w:tcW w:w="9062" w:type="dxa"/>
           </w:tcPr>
           <w:p>
+            <w:pPr>
+              <w:rPr>
+                <w:lang w:val="fr-BE"/>
+              </w:rPr>
+            </w:pPr>
             <w:r>
               <w:t>Documentation officielle MQTT</w:t>
             </w:r>
@@ -511,13 +514,6 @@
         </w:tc>
       </w:tr>
     </w:tbl>
-    <w:p>
-      <w:pPr>
-        <w:rPr>
-          <w:lang w:val="fr-BE"/>
-        </w:rPr>
-      </w:pPr>
-    </w:p>
     <w:p>
       <w:pPr>
         <w:rPr>
@@ -532,7 +528,848 @@
         <w:tblLook w:val="04A0" w:firstRow="1" w:lastRow="0" w:firstColumn="1" w:lastColumn="0" w:noHBand="0" w:noVBand="1"/>
       </w:tblPr>
       <w:tblGrid>
-        <w:gridCol w:w="9062"/>
+        <w:gridCol w:w="9060"/>
+      </w:tblGrid>
+      <w:tr>
+        <w:trPr>
+          <w:trHeight w:val="472"/>
+        </w:trPr>
+        <w:tc>
+          <w:tcPr>
+            <w:tcW w:w="9062" w:type="dxa"/>
+            <w:shd w:val="clear" w:color="auto" w:fill="D9D9D9" w:themeFill="background1" w:themeFillShade="D9"/>
+          </w:tcPr>
+          <w:p>
+            <w:pPr>
+              <w:pStyle w:val="ListParagraph"/>
+              <w:numPr>
+                <w:ilvl w:val="0"/>
+                <w:numId w:val="1"/>
+              </w:numPr>
+              <w:jc w:val="center"/>
+              <w:rPr>
+                <w:b/>
+                <w:lang w:val="fr-BE"/>
+              </w:rPr>
+            </w:pPr>
+            <w:r>
+              <w:rPr>
+                <w:b/>
+                <w:lang w:val="fr-BE"/>
+              </w:rPr>
+              <w:t xml:space="preserve">Description Outils / Software de Sim / </w:t>
+            </w:r>
+          </w:p>
+        </w:tc>
+      </w:tr>
+      <w:tr>
+        <w:tc>
+          <w:tcPr>
+            <w:tcW w:w="9062" w:type="dxa"/>
+          </w:tcPr>
+          <w:p>
+            <w:pPr>
+              <w:pStyle w:val="NormalWeb"/>
+              <w:rPr>
+                <w:rFonts w:asciiTheme="minorHAnsi" w:hAnsiTheme="minorHAnsi" w:cstheme="minorHAnsi"/>
+              </w:rPr>
+            </w:pPr>
+            <w:r>
+              <w:rPr>
+                <w:rFonts w:asciiTheme="minorHAnsi" w:hAnsiTheme="minorHAnsi" w:cstheme="minorHAnsi"/>
+                <w:b/>
+                <w:bCs/>
+              </w:rPr>
+              <w:t>Python</w:t>
+            </w:r>
+            <w:r>
+              <w:rPr>
+                <w:rFonts w:asciiTheme="minorHAnsi" w:hAnsiTheme="minorHAnsi" w:cstheme="minorHAnsi"/>
+                <w:b/>
+                <w:bCs/>
+              </w:rPr>
+              <w:t xml:space="preserve"> :</w:t>
+            </w:r>
+            <w:r>
+              <w:rPr>
+                <w:rFonts w:asciiTheme="minorHAnsi" w:hAnsiTheme="minorHAnsi" w:cstheme="minorHAnsi"/>
+              </w:rPr>
+              <w:t xml:space="preserve"> </w:t>
+            </w:r>
+            <w:r>
+              <w:rPr>
+                <w:rFonts w:asciiTheme="minorHAnsi" w:hAnsiTheme="minorHAnsi" w:cstheme="minorHAnsi"/>
+              </w:rPr>
+              <w:t>Utilisé côté Edge pour gérer les appareils virtuels en parallèle et simuler les données des capteurs.</w:t>
+            </w:r>
+          </w:p>
+          <w:p>
+            <w:pPr>
+              <w:pStyle w:val="NormalWeb"/>
+              <w:rPr>
+                <w:rFonts w:asciiTheme="minorHAnsi" w:hAnsiTheme="minorHAnsi" w:cstheme="minorHAnsi"/>
+              </w:rPr>
+            </w:pPr>
+            <w:r>
+              <w:rPr>
+                <w:rFonts w:asciiTheme="minorHAnsi" w:hAnsiTheme="minorHAnsi" w:cstheme="minorHAnsi"/>
+                <w:b/>
+                <w:bCs/>
+              </w:rPr>
+              <w:t>Eclipse Mosquitto :</w:t>
+            </w:r>
+            <w:r>
+              <w:rPr>
+                <w:rFonts w:asciiTheme="minorHAnsi" w:hAnsiTheme="minorHAnsi" w:cstheme="minorHAnsi"/>
+              </w:rPr>
+              <w:t xml:space="preserve"> Broker MQTT local gérant le routage de messages asynchrones avec support QoS 1.</w:t>
+            </w:r>
+          </w:p>
+          <w:p>
+            <w:pPr>
+              <w:pStyle w:val="NormalWeb"/>
+              <w:rPr>
+                <w:rFonts w:asciiTheme="minorHAnsi" w:hAnsiTheme="minorHAnsi" w:cstheme="minorHAnsi"/>
+              </w:rPr>
+            </w:pPr>
+            <w:r>
+              <w:rPr>
+                <w:rFonts w:asciiTheme="minorHAnsi" w:hAnsiTheme="minorHAnsi" w:cstheme="minorHAnsi"/>
+                <w:b/>
+                <w:bCs/>
+              </w:rPr>
+              <w:t>Node.js &amp; Express :</w:t>
+            </w:r>
+            <w:r>
+              <w:rPr>
+                <w:rFonts w:asciiTheme="minorHAnsi" w:hAnsiTheme="minorHAnsi" w:cstheme="minorHAnsi"/>
+              </w:rPr>
+              <w:t xml:space="preserve"> Serveur Backend jouant le rôle de client MQTT abonné (</w:t>
+            </w:r>
+            <w:r>
+              <w:rPr>
+                <w:rFonts w:asciiTheme="minorHAnsi" w:hAnsiTheme="minorHAnsi" w:cstheme="minorHAnsi"/>
+                <w:i/>
+                <w:iCs/>
+              </w:rPr>
+              <w:t>Subscriber</w:t>
+            </w:r>
+            <w:r>
+              <w:rPr>
+                <w:rFonts w:asciiTheme="minorHAnsi" w:hAnsiTheme="minorHAnsi" w:cstheme="minorHAnsi"/>
+              </w:rPr>
+              <w:t>), de moteur de traitement de flux (</w:t>
+            </w:r>
+            <w:r>
+              <w:rPr>
+                <w:rFonts w:asciiTheme="minorHAnsi" w:hAnsiTheme="minorHAnsi" w:cstheme="minorHAnsi"/>
+                <w:i/>
+                <w:iCs/>
+              </w:rPr>
+              <w:t>Fog</w:t>
+            </w:r>
+            <w:r>
+              <w:rPr>
+                <w:rFonts w:asciiTheme="minorHAnsi" w:hAnsiTheme="minorHAnsi" w:cstheme="minorHAnsi"/>
+              </w:rPr>
+              <w:t>) et de serveur d'API.</w:t>
+            </w:r>
+          </w:p>
+          <w:p>
+            <w:pPr>
+              <w:pStyle w:val="NormalWeb"/>
+              <w:rPr>
+                <w:rFonts w:asciiTheme="minorHAnsi" w:hAnsiTheme="minorHAnsi" w:cstheme="minorHAnsi"/>
+              </w:rPr>
+            </w:pPr>
+            <w:r>
+              <w:rPr>
+                <w:rFonts w:asciiTheme="minorHAnsi" w:hAnsiTheme="minorHAnsi" w:cstheme="minorHAnsi"/>
+                <w:b/>
+                <w:bCs/>
+              </w:rPr>
+              <w:t>Server-Sent Events (SSE) :</w:t>
+            </w:r>
+            <w:r>
+              <w:rPr>
+                <w:rFonts w:asciiTheme="minorHAnsi" w:hAnsiTheme="minorHAnsi" w:cstheme="minorHAnsi"/>
+              </w:rPr>
+              <w:t xml:space="preserve"> Canal de communication unidirectionnel persistant pour pousser les données en temps réel du backend vers le client web </w:t>
+            </w:r>
+            <w:r>
+              <w:rPr>
+                <w:rFonts w:asciiTheme="minorHAnsi" w:hAnsiTheme="minorHAnsi" w:cstheme="minorHAnsi"/>
+              </w:rPr>
+              <w:t>via MQTT protocol</w:t>
+            </w:r>
+            <w:r>
+              <w:rPr>
+                <w:rFonts w:asciiTheme="minorHAnsi" w:hAnsiTheme="minorHAnsi" w:cstheme="minorHAnsi"/>
+              </w:rPr>
+              <w:t>.</w:t>
+            </w:r>
+          </w:p>
+          <w:p>
+            <w:pPr>
+              <w:pStyle w:val="NormalWeb"/>
+              <w:rPr>
+                <w:rFonts w:asciiTheme="minorHAnsi" w:hAnsiTheme="minorHAnsi" w:cstheme="minorHAnsi"/>
+              </w:rPr>
+            </w:pPr>
+            <w:r>
+              <w:rPr>
+                <w:rFonts w:asciiTheme="minorHAnsi" w:hAnsiTheme="minorHAnsi" w:cstheme="minorHAnsi"/>
+                <w:b/>
+                <w:bCs/>
+              </w:rPr>
+              <w:t>Chart.js &amp; HTML5 Canvas :</w:t>
+            </w:r>
+            <w:r>
+              <w:rPr>
+                <w:rFonts w:asciiTheme="minorHAnsi" w:hAnsiTheme="minorHAnsi" w:cstheme="minorHAnsi"/>
+              </w:rPr>
+              <w:t xml:space="preserve"> Bibliothèques front-end pour le rendu des graphiques temporels.</w:t>
+            </w:r>
+          </w:p>
+        </w:tc>
+      </w:tr>
+    </w:tbl>
+    <w:p>
+      <w:pPr>
+        <w:rPr>
+          <w:lang w:val="fr-BE"/>
+        </w:rPr>
+      </w:pPr>
+    </w:p>
+    <w:p>
+      <w:pPr>
+        <w:rPr>
+          <w:lang w:val="fr-BE"/>
+        </w:rPr>
+      </w:pPr>
+    </w:p>
+    <w:p>
+      <w:pPr>
+        <w:rPr>
+          <w:lang w:val="fr-BE"/>
+        </w:rPr>
+      </w:pPr>
+    </w:p>
+    <w:tbl>
+      <w:tblPr>
+        <w:tblStyle w:val="TableGrid"/>
+        <w:tblW w:w="0" w:type="auto"/>
+        <w:tblLook w:val="04A0" w:firstRow="1" w:lastRow="0" w:firstColumn="1" w:lastColumn="0" w:noHBand="0" w:noVBand="1"/>
+      </w:tblPr>
+      <w:tblGrid>
+        <w:gridCol w:w="9060"/>
+      </w:tblGrid>
+      <w:tr>
+        <w:trPr>
+          <w:trHeight w:val="472"/>
+        </w:trPr>
+        <w:tc>
+          <w:tcPr>
+            <w:tcW w:w="9062" w:type="dxa"/>
+            <w:shd w:val="clear" w:color="auto" w:fill="D9D9D9" w:themeFill="background1" w:themeFillShade="D9"/>
+          </w:tcPr>
+          <w:p>
+            <w:pPr>
+              <w:pStyle w:val="ListParagraph"/>
+              <w:numPr>
+                <w:ilvl w:val="0"/>
+                <w:numId w:val="1"/>
+              </w:numPr>
+              <w:jc w:val="center"/>
+              <w:rPr>
+                <w:b/>
+                <w:lang w:val="fr-BE"/>
+              </w:rPr>
+            </w:pPr>
+            <w:r>
+              <w:rPr>
+                <w:b/>
+                <w:lang w:val="fr-BE"/>
+              </w:rPr>
+              <w:lastRenderedPageBreak/>
+              <w:t xml:space="preserve">Environnement de Simulation / Architecture de Simulation  </w:t>
+            </w:r>
+          </w:p>
+        </w:tc>
+      </w:tr>
+      <w:tr>
+        <w:tc>
+          <w:tcPr>
+            <w:tcW w:w="9062" w:type="dxa"/>
+          </w:tcPr>
+          <w:p>
+            <w:pPr>
+              <w:spacing w:before="100" w:beforeAutospacing="1" w:after="100" w:afterAutospacing="1"/>
+              <w:rPr>
+                <w:rFonts w:ascii="Times New Roman" w:eastAsia="Times New Roman" w:hAnsi="Times New Roman" w:cs="Times New Roman"/>
+                <w:sz w:val="24"/>
+                <w:szCs w:val="24"/>
+                <w:lang w:val="en-US"/>
+              </w:rPr>
+            </w:pPr>
+            <w:r>
+              <w:rPr>
+                <w:rFonts w:ascii="Times New Roman" w:eastAsia="Times New Roman" w:hAnsi="Symbol" w:cs="Times New Roman"/>
+                <w:sz w:val="24"/>
+                <w:szCs w:val="24"/>
+                <w:lang w:val="en-US"/>
+              </w:rPr>
+              <w:t></w:t>
+            </w:r>
+            <w:r>
+              <w:rPr>
+                <w:rFonts w:ascii="Times New Roman" w:eastAsia="Times New Roman" w:hAnsi="Times New Roman" w:cs="Times New Roman"/>
+                <w:sz w:val="24"/>
+                <w:szCs w:val="24"/>
+                <w:lang w:val="en-US"/>
+              </w:rPr>
+              <w:t xml:space="preserve">  </w:t>
+            </w:r>
+            <w:r>
+              <w:rPr>
+                <w:rFonts w:eastAsia="Times New Roman" w:cstheme="minorHAnsi"/>
+                <w:b/>
+                <w:bCs/>
+                <w:sz w:val="24"/>
+                <w:szCs w:val="24"/>
+                <w:lang w:val="en-US"/>
+              </w:rPr>
+              <w:t>Couche 1 - Edge (Capteurs virtuels) :</w:t>
+            </w:r>
+          </w:p>
+          <w:p>
+            <w:pPr>
+              <w:numPr>
+                <w:ilvl w:val="0"/>
+                <w:numId w:val="2"/>
+              </w:numPr>
+              <w:spacing w:before="100" w:beforeAutospacing="1" w:after="100" w:afterAutospacing="1"/>
+              <w:rPr>
+                <w:rFonts w:eastAsia="Times New Roman" w:cstheme="minorHAnsi"/>
+                <w:sz w:val="24"/>
+                <w:szCs w:val="24"/>
+                <w:lang w:val="en-US"/>
+              </w:rPr>
+            </w:pPr>
+            <w:r>
+              <w:rPr>
+                <w:rFonts w:eastAsia="Times New Roman" w:cstheme="minorHAnsi"/>
+                <w:sz w:val="24"/>
+                <w:szCs w:val="24"/>
+                <w:lang w:val="en-US"/>
+              </w:rPr>
+              <w:t>Scripts Python qui simulent des appareils connectés.</w:t>
+            </w:r>
+          </w:p>
+          <w:p>
+            <w:pPr>
+              <w:numPr>
+                <w:ilvl w:val="0"/>
+                <w:numId w:val="2"/>
+              </w:numPr>
+              <w:spacing w:before="100" w:beforeAutospacing="1" w:after="100" w:afterAutospacing="1"/>
+              <w:rPr>
+                <w:rFonts w:eastAsia="Times New Roman" w:cstheme="minorHAnsi"/>
+                <w:sz w:val="24"/>
+                <w:szCs w:val="24"/>
+                <w:lang w:val="en-US"/>
+              </w:rPr>
+            </w:pPr>
+            <w:r>
+              <w:rPr>
+                <w:rFonts w:eastAsia="Times New Roman" w:cstheme="minorHAnsi"/>
+                <w:sz w:val="24"/>
+                <w:szCs w:val="24"/>
+                <w:lang w:val="en-US"/>
+              </w:rPr>
+              <w:t>Génération de données réalistes qui varient selon l'heure de la journée (comme la température).</w:t>
+            </w:r>
+          </w:p>
+          <w:p>
+            <w:pPr>
+              <w:spacing w:before="100" w:beforeAutospacing="1" w:after="100" w:afterAutospacing="1"/>
+              <w:rPr>
+                <w:rFonts w:eastAsia="Times New Roman" w:cstheme="minorHAnsi"/>
+                <w:sz w:val="24"/>
+                <w:szCs w:val="24"/>
+                <w:lang w:val="en-US"/>
+              </w:rPr>
+            </w:pPr>
+            <w:r>
+              <w:rPr>
+                <w:rFonts w:ascii="Times New Roman" w:eastAsia="Times New Roman" w:hAnsi="Symbol" w:cs="Times New Roman"/>
+                <w:sz w:val="24"/>
+                <w:szCs w:val="24"/>
+                <w:lang w:val="en-US"/>
+              </w:rPr>
+              <w:t></w:t>
+            </w:r>
+            <w:r>
+              <w:rPr>
+                <w:rFonts w:ascii="Times New Roman" w:eastAsia="Times New Roman" w:hAnsi="Times New Roman" w:cs="Times New Roman"/>
+                <w:sz w:val="24"/>
+                <w:szCs w:val="24"/>
+                <w:lang w:val="en-US"/>
+              </w:rPr>
+              <w:t xml:space="preserve">  </w:t>
+            </w:r>
+            <w:r>
+              <w:rPr>
+                <w:rFonts w:eastAsia="Times New Roman" w:cstheme="minorHAnsi"/>
+                <w:b/>
+                <w:bCs/>
+                <w:sz w:val="24"/>
+                <w:szCs w:val="24"/>
+                <w:lang w:val="en-US"/>
+              </w:rPr>
+              <w:t>Couche 2 - Communication (Réseau et Protocoles) :</w:t>
+            </w:r>
+          </w:p>
+          <w:p>
+            <w:pPr>
+              <w:numPr>
+                <w:ilvl w:val="0"/>
+                <w:numId w:val="3"/>
+              </w:numPr>
+              <w:spacing w:before="100" w:beforeAutospacing="1" w:after="100" w:afterAutospacing="1"/>
+              <w:rPr>
+                <w:rFonts w:eastAsia="Times New Roman" w:cstheme="minorHAnsi"/>
+                <w:sz w:val="24"/>
+                <w:szCs w:val="24"/>
+                <w:lang w:val="en-US"/>
+              </w:rPr>
+            </w:pPr>
+            <w:r>
+              <w:rPr>
+                <w:rFonts w:eastAsia="Times New Roman" w:cstheme="minorHAnsi"/>
+                <w:sz w:val="24"/>
+                <w:szCs w:val="24"/>
+                <w:lang w:val="en-US"/>
+              </w:rPr>
+              <w:t>Connexion via le protocole MQTT avec une qualité de service sécurisée (QoS 1).</w:t>
+            </w:r>
+          </w:p>
+          <w:p>
+            <w:pPr>
+              <w:numPr>
+                <w:ilvl w:val="0"/>
+                <w:numId w:val="3"/>
+              </w:numPr>
+              <w:spacing w:before="100" w:beforeAutospacing="1" w:after="100" w:afterAutospacing="1"/>
+              <w:rPr>
+                <w:rFonts w:eastAsia="Times New Roman" w:cstheme="minorHAnsi"/>
+                <w:sz w:val="24"/>
+                <w:szCs w:val="24"/>
+                <w:lang w:val="en-US"/>
+              </w:rPr>
+            </w:pPr>
+            <w:r>
+              <w:rPr>
+                <w:rFonts w:eastAsia="Times New Roman" w:cstheme="minorHAnsi"/>
+                <w:sz w:val="24"/>
+                <w:szCs w:val="24"/>
+                <w:lang w:val="en-US"/>
+              </w:rPr>
+              <w:t>Intégration d'un canal télécom artificiel pour tester le système face aux pannes et ralentissements.</w:t>
+            </w:r>
+          </w:p>
+          <w:p>
+            <w:pPr>
+              <w:numPr>
+                <w:ilvl w:val="0"/>
+                <w:numId w:val="3"/>
+              </w:numPr>
+              <w:spacing w:before="100" w:beforeAutospacing="1" w:after="100" w:afterAutospacing="1"/>
+              <w:rPr>
+                <w:rFonts w:eastAsia="Times New Roman" w:cstheme="minorHAnsi"/>
+                <w:sz w:val="24"/>
+                <w:szCs w:val="24"/>
+                <w:lang w:val="en-US"/>
+              </w:rPr>
+            </w:pPr>
+            <w:r>
+              <w:rPr>
+                <w:rFonts w:eastAsia="Times New Roman" w:cstheme="minorHAnsi"/>
+                <w:sz w:val="24"/>
+                <w:szCs w:val="24"/>
+                <w:lang w:val="en-US"/>
+              </w:rPr>
+              <w:t>Option de secours (Fallback) en HTTP classique si le broker principal est inaccessible.</w:t>
+            </w:r>
+          </w:p>
+          <w:p>
+            <w:pPr>
+              <w:spacing w:before="100" w:beforeAutospacing="1" w:after="100" w:afterAutospacing="1"/>
+              <w:rPr>
+                <w:rFonts w:ascii="Times New Roman" w:eastAsia="Times New Roman" w:hAnsi="Times New Roman" w:cs="Times New Roman"/>
+                <w:sz w:val="24"/>
+                <w:szCs w:val="24"/>
+                <w:lang w:val="en-US"/>
+              </w:rPr>
+            </w:pPr>
+            <w:r>
+              <w:rPr>
+                <w:rFonts w:ascii="Times New Roman" w:eastAsia="Times New Roman" w:hAnsi="Symbol" w:cs="Times New Roman"/>
+                <w:sz w:val="24"/>
+                <w:szCs w:val="24"/>
+                <w:lang w:val="en-US"/>
+              </w:rPr>
+              <w:t></w:t>
+            </w:r>
+            <w:r>
+              <w:rPr>
+                <w:rFonts w:ascii="Times New Roman" w:eastAsia="Times New Roman" w:hAnsi="Times New Roman" w:cs="Times New Roman"/>
+                <w:sz w:val="24"/>
+                <w:szCs w:val="24"/>
+                <w:lang w:val="en-US"/>
+              </w:rPr>
+              <w:t xml:space="preserve">  </w:t>
+            </w:r>
+            <w:r>
+              <w:rPr>
+                <w:rFonts w:eastAsia="Times New Roman" w:cstheme="minorHAnsi"/>
+                <w:b/>
+                <w:bCs/>
+                <w:sz w:val="24"/>
+                <w:szCs w:val="24"/>
+                <w:lang w:val="en-US"/>
+              </w:rPr>
+              <w:t>Couche 3 - Fog Processing (Traitement intermédiaire) :</w:t>
+            </w:r>
+          </w:p>
+          <w:p>
+            <w:pPr>
+              <w:numPr>
+                <w:ilvl w:val="0"/>
+                <w:numId w:val="4"/>
+              </w:numPr>
+              <w:spacing w:before="100" w:beforeAutospacing="1" w:after="100" w:afterAutospacing="1"/>
+              <w:rPr>
+                <w:rFonts w:eastAsia="Times New Roman" w:cstheme="minorHAnsi"/>
+                <w:sz w:val="24"/>
+                <w:szCs w:val="24"/>
+                <w:lang w:val="en-US"/>
+              </w:rPr>
+            </w:pPr>
+            <w:r>
+              <w:rPr>
+                <w:rFonts w:eastAsia="Times New Roman" w:cstheme="minorHAnsi"/>
+                <w:sz w:val="24"/>
+                <w:szCs w:val="24"/>
+                <w:lang w:val="en-US"/>
+              </w:rPr>
+              <w:t>Analyse des données par le serveur Node.js dès leur réception.</w:t>
+            </w:r>
+          </w:p>
+          <w:p>
+            <w:pPr>
+              <w:numPr>
+                <w:ilvl w:val="0"/>
+                <w:numId w:val="4"/>
+              </w:numPr>
+              <w:spacing w:before="100" w:beforeAutospacing="1" w:after="100" w:afterAutospacing="1"/>
+              <w:rPr>
+                <w:rFonts w:eastAsia="Times New Roman" w:cstheme="minorHAnsi"/>
+                <w:sz w:val="24"/>
+                <w:szCs w:val="24"/>
+                <w:lang w:val="en-US"/>
+              </w:rPr>
+            </w:pPr>
+            <w:r>
+              <w:rPr>
+                <w:rFonts w:eastAsia="Times New Roman" w:cstheme="minorHAnsi"/>
+                <w:sz w:val="24"/>
+                <w:szCs w:val="24"/>
+                <w:lang w:val="en-US"/>
+              </w:rPr>
+              <w:t>Application d'un filtre de lissage pour éliminer les fausses valeurs dues au bruit des capteurs.</w:t>
+            </w:r>
+          </w:p>
+          <w:p>
+            <w:pPr>
+              <w:numPr>
+                <w:ilvl w:val="0"/>
+                <w:numId w:val="4"/>
+              </w:numPr>
+              <w:spacing w:before="100" w:beforeAutospacing="1" w:after="100" w:afterAutospacing="1"/>
+              <w:rPr>
+                <w:rFonts w:eastAsia="Times New Roman" w:cstheme="minorHAnsi"/>
+                <w:sz w:val="24"/>
+                <w:szCs w:val="24"/>
+                <w:lang w:val="en-US"/>
+              </w:rPr>
+            </w:pPr>
+            <w:r>
+              <w:rPr>
+                <w:rFonts w:eastAsia="Times New Roman" w:cstheme="minorHAnsi"/>
+                <w:sz w:val="24"/>
+                <w:szCs w:val="24"/>
+                <w:lang w:val="en-US"/>
+              </w:rPr>
+              <w:t>Calcul de statistiques en continu (moyenne, minimum, maximum) sur les derniers messages reçus.</w:t>
+            </w:r>
+          </w:p>
+          <w:p>
+            <w:pPr>
+              <w:spacing w:before="100" w:beforeAutospacing="1" w:after="100" w:afterAutospacing="1"/>
+              <w:rPr>
+                <w:rFonts w:eastAsia="Times New Roman" w:cstheme="minorHAnsi"/>
+                <w:sz w:val="24"/>
+                <w:szCs w:val="24"/>
+                <w:lang w:val="en-US"/>
+              </w:rPr>
+            </w:pPr>
+            <w:r>
+              <w:rPr>
+                <w:rFonts w:ascii="Times New Roman" w:eastAsia="Times New Roman" w:hAnsi="Symbol" w:cs="Times New Roman"/>
+                <w:sz w:val="24"/>
+                <w:szCs w:val="24"/>
+                <w:lang w:val="en-US"/>
+              </w:rPr>
+              <w:t></w:t>
+            </w:r>
+            <w:r>
+              <w:rPr>
+                <w:rFonts w:ascii="Times New Roman" w:eastAsia="Times New Roman" w:hAnsi="Times New Roman" w:cs="Times New Roman"/>
+                <w:sz w:val="24"/>
+                <w:szCs w:val="24"/>
+                <w:lang w:val="en-US"/>
+              </w:rPr>
+              <w:t xml:space="preserve">  </w:t>
+            </w:r>
+            <w:r>
+              <w:rPr>
+                <w:rFonts w:eastAsia="Times New Roman" w:cstheme="minorHAnsi"/>
+                <w:b/>
+                <w:bCs/>
+                <w:sz w:val="24"/>
+                <w:szCs w:val="24"/>
+                <w:lang w:val="en-US"/>
+              </w:rPr>
+              <w:t>Couche 4 - Cloud / Backend (Gestion des données) :</w:t>
+            </w:r>
+          </w:p>
+          <w:p>
+            <w:pPr>
+              <w:numPr>
+                <w:ilvl w:val="0"/>
+                <w:numId w:val="5"/>
+              </w:numPr>
+              <w:spacing w:before="100" w:beforeAutospacing="1" w:after="100" w:afterAutospacing="1"/>
+              <w:rPr>
+                <w:rFonts w:eastAsia="Times New Roman" w:cstheme="minorHAnsi"/>
+                <w:sz w:val="24"/>
+                <w:szCs w:val="24"/>
+                <w:lang w:val="en-US"/>
+              </w:rPr>
+            </w:pPr>
+            <w:r>
+              <w:rPr>
+                <w:rFonts w:eastAsia="Times New Roman" w:cstheme="minorHAnsi"/>
+                <w:sz w:val="24"/>
+                <w:szCs w:val="24"/>
+                <w:lang w:val="en-US"/>
+              </w:rPr>
+              <w:t>Stockage temporaire des données dans une mémoire circulaire par appareil.</w:t>
+            </w:r>
+          </w:p>
+          <w:p>
+            <w:pPr>
+              <w:numPr>
+                <w:ilvl w:val="0"/>
+                <w:numId w:val="5"/>
+              </w:numPr>
+              <w:spacing w:before="100" w:beforeAutospacing="1" w:after="100" w:afterAutospacing="1"/>
+              <w:rPr>
+                <w:rFonts w:eastAsia="Times New Roman" w:cstheme="minorHAnsi"/>
+                <w:sz w:val="24"/>
+                <w:szCs w:val="24"/>
+                <w:lang w:val="en-US"/>
+              </w:rPr>
+            </w:pPr>
+            <w:r>
+              <w:rPr>
+                <w:rFonts w:eastAsia="Times New Roman" w:cstheme="minorHAnsi"/>
+                <w:sz w:val="24"/>
+                <w:szCs w:val="24"/>
+                <w:lang w:val="en-US"/>
+              </w:rPr>
+              <w:t>Création d'alertes instantanées si les valeurs mesurées dépassent un seuil critique.</w:t>
+            </w:r>
+          </w:p>
+          <w:p>
+            <w:pPr>
+              <w:numPr>
+                <w:ilvl w:val="0"/>
+                <w:numId w:val="5"/>
+              </w:numPr>
+              <w:spacing w:before="100" w:beforeAutospacing="1" w:after="100" w:afterAutospacing="1"/>
+              <w:rPr>
+                <w:rFonts w:eastAsia="Times New Roman" w:cstheme="minorHAnsi"/>
+                <w:sz w:val="24"/>
+                <w:szCs w:val="24"/>
+                <w:lang w:val="en-US"/>
+              </w:rPr>
+            </w:pPr>
+            <w:r>
+              <w:rPr>
+                <w:rFonts w:eastAsia="Times New Roman" w:cstheme="minorHAnsi"/>
+                <w:sz w:val="24"/>
+                <w:szCs w:val="24"/>
+                <w:lang w:val="en-US"/>
+              </w:rPr>
+              <w:t>Diffusion continue du flux d'informations via un canal SSE unique.</w:t>
+            </w:r>
+          </w:p>
+          <w:p>
+            <w:pPr>
+              <w:spacing w:before="100" w:beforeAutospacing="1" w:after="100" w:afterAutospacing="1"/>
+              <w:rPr>
+                <w:rFonts w:ascii="Times New Roman" w:eastAsia="Times New Roman" w:hAnsi="Times New Roman" w:cs="Times New Roman"/>
+                <w:sz w:val="24"/>
+                <w:szCs w:val="24"/>
+                <w:lang w:val="en-US"/>
+              </w:rPr>
+            </w:pPr>
+            <w:r>
+              <w:rPr>
+                <w:rFonts w:ascii="Times New Roman" w:eastAsia="Times New Roman" w:hAnsi="Symbol" w:cs="Times New Roman"/>
+                <w:sz w:val="24"/>
+                <w:szCs w:val="24"/>
+                <w:lang w:val="en-US"/>
+              </w:rPr>
+              <w:t></w:t>
+            </w:r>
+            <w:r>
+              <w:rPr>
+                <w:rFonts w:ascii="Times New Roman" w:eastAsia="Times New Roman" w:hAnsi="Times New Roman" w:cs="Times New Roman"/>
+                <w:sz w:val="24"/>
+                <w:szCs w:val="24"/>
+                <w:lang w:val="en-US"/>
+              </w:rPr>
+              <w:t xml:space="preserve">  </w:t>
+            </w:r>
+            <w:r>
+              <w:rPr>
+                <w:rFonts w:eastAsia="Times New Roman" w:cstheme="minorHAnsi"/>
+                <w:b/>
+                <w:bCs/>
+                <w:sz w:val="24"/>
+                <w:szCs w:val="24"/>
+                <w:lang w:val="en-US"/>
+              </w:rPr>
+              <w:t>Couche 5 - Visualisation (Interface utilisateur) :</w:t>
+            </w:r>
+          </w:p>
+          <w:p>
+            <w:pPr>
+              <w:numPr>
+                <w:ilvl w:val="0"/>
+                <w:numId w:val="6"/>
+              </w:numPr>
+              <w:spacing w:before="100" w:beforeAutospacing="1" w:after="100" w:afterAutospacing="1"/>
+              <w:rPr>
+                <w:rFonts w:eastAsia="Times New Roman" w:cstheme="minorHAnsi"/>
+                <w:sz w:val="24"/>
+                <w:szCs w:val="24"/>
+                <w:lang w:val="en-US"/>
+              </w:rPr>
+            </w:pPr>
+            <w:r>
+              <w:rPr>
+                <w:rFonts w:eastAsia="Times New Roman" w:cstheme="minorHAnsi"/>
+                <w:sz w:val="24"/>
+                <w:szCs w:val="24"/>
+                <w:lang w:val="en-US"/>
+              </w:rPr>
+              <w:t>Dashboard web dynamique qui se met à jour automatiquement sans rafraîchir la page.</w:t>
+            </w:r>
+          </w:p>
+          <w:p>
+            <w:pPr>
+              <w:numPr>
+                <w:ilvl w:val="0"/>
+                <w:numId w:val="6"/>
+              </w:numPr>
+              <w:spacing w:before="100" w:beforeAutospacing="1" w:after="100" w:afterAutospacing="1"/>
+              <w:rPr>
+                <w:rFonts w:eastAsia="Times New Roman" w:cstheme="minorHAnsi"/>
+                <w:sz w:val="24"/>
+                <w:szCs w:val="24"/>
+                <w:lang w:val="en-US"/>
+              </w:rPr>
+            </w:pPr>
+            <w:r>
+              <w:rPr>
+                <w:rFonts w:eastAsia="Times New Roman" w:cstheme="minorHAnsi"/>
+                <w:sz w:val="24"/>
+                <w:szCs w:val="24"/>
+                <w:lang w:val="en-US"/>
+              </w:rPr>
+              <w:t>Affichage de jauges en direct, de courbes de tendances et de l'historique des alertes.</w:t>
+            </w:r>
+          </w:p>
+          <w:p>
+            <w:pPr>
+              <w:numPr>
+                <w:ilvl w:val="0"/>
+                <w:numId w:val="6"/>
+              </w:numPr>
+              <w:spacing w:before="100" w:beforeAutospacing="1" w:after="100" w:afterAutospacing="1"/>
+              <w:rPr>
+                <w:rFonts w:ascii="Times New Roman" w:eastAsia="Times New Roman" w:hAnsi="Times New Roman" w:cs="Times New Roman"/>
+                <w:sz w:val="24"/>
+                <w:szCs w:val="24"/>
+                <w:lang w:val="en-US"/>
+              </w:rPr>
+            </w:pPr>
+            <w:r>
+              <w:rPr>
+                <w:rFonts w:eastAsia="Times New Roman" w:cstheme="minorHAnsi"/>
+                <w:sz w:val="24"/>
+                <w:szCs w:val="24"/>
+                <w:lang w:val="en-US"/>
+              </w:rPr>
+              <w:t>Boutons de contrôle pour modifier les paramètres de la simulation en direct.</w:t>
+            </w:r>
+          </w:p>
+        </w:tc>
+      </w:tr>
+    </w:tbl>
+    <w:p>
+      <w:pPr>
+        <w:rPr>
+          <w:lang w:val="fr-BE"/>
+        </w:rPr>
+      </w:pPr>
+    </w:p>
+    <w:p>
+      <w:pPr>
+        <w:rPr>
+          <w:lang w:val="fr-BE"/>
+        </w:rPr>
+      </w:pPr>
+    </w:p>
+    <w:p>
+      <w:pPr>
+        <w:rPr>
+          <w:lang w:val="fr-BE"/>
+        </w:rPr>
+      </w:pPr>
+    </w:p>
+    <w:tbl>
+      <w:tblPr>
+        <w:tblStyle w:val="TableGrid"/>
+        <w:tblW w:w="0" w:type="auto"/>
+        <w:tblLook w:val="04A0" w:firstRow="1" w:lastRow="0" w:firstColumn="1" w:lastColumn="0" w:noHBand="0" w:noVBand="1"/>
+      </w:tblPr>
+      <w:tblGrid>
+        <w:gridCol w:w="9060"/>
       </w:tblGrid>
       <w:tr>
         <w:trPr>
@@ -545,6 +1382,11 @@
           </w:tcPr>
           <w:p>
             <w:pPr>
+              <w:pStyle w:val="ListParagraph"/>
+              <w:numPr>
+                <w:ilvl w:val="0"/>
+                <w:numId w:val="1"/>
+              </w:numPr>
               <w:jc w:val="center"/>
               <w:rPr>
                 <w:b/>
@@ -577,11 +1419,21 @@
               <w:br/>
               <w:t>Matériel : Aucun (simulation logicielle)</w:t>
             </w:r>
+          </w:p>
+          <w:p>
+            <w:pPr>
+              <w:rPr>
+                <w:lang w:val="fr-BE"/>
+              </w:rPr>
+            </w:pPr>
             <w:r>
               <w:br/>
             </w:r>
             <w:r>
               <w:br/>
+            </w:r>
+            <w:r>
+              <w:lastRenderedPageBreak/>
               <w:t>Technologies utilisées :</w:t>
             </w:r>
             <w:r>
@@ -632,7 +1484,113 @@
         <w:tblLook w:val="04A0" w:firstRow="1" w:lastRow="0" w:firstColumn="1" w:lastColumn="0" w:noHBand="0" w:noVBand="1"/>
       </w:tblPr>
       <w:tblGrid>
-        <w:gridCol w:w="9062"/>
+        <w:gridCol w:w="9060"/>
+      </w:tblGrid>
+      <w:tr>
+        <w:trPr>
+          <w:trHeight w:val="527"/>
+        </w:trPr>
+        <w:tc>
+          <w:tcPr>
+            <w:tcW w:w="9060" w:type="dxa"/>
+            <w:shd w:val="clear" w:color="auto" w:fill="D9D9D9" w:themeFill="background1" w:themeFillShade="D9"/>
+          </w:tcPr>
+          <w:p>
+            <w:pPr>
+              <w:pStyle w:val="ListParagraph"/>
+              <w:numPr>
+                <w:ilvl w:val="0"/>
+                <w:numId w:val="1"/>
+              </w:numPr>
+              <w:jc w:val="center"/>
+              <w:rPr>
+                <w:b/>
+                <w:lang w:val="fr-BE"/>
+              </w:rPr>
+            </w:pPr>
+            <w:r>
+              <w:rPr>
+                <w:b/>
+                <w:lang w:val="fr-BE"/>
+              </w:rPr>
+              <w:t>Réalisations (Procédure(s) / Etapes / Phases</w:t>
+            </w:r>
+            <w:r>
+              <w:rPr>
+                <w:b/>
+                <w:lang w:val="fr-BE"/>
+              </w:rPr>
+              <w:t xml:space="preserve"> / Exécutions / Démos</w:t>
+            </w:r>
+            <w:r>
+              <w:rPr>
+                <w:b/>
+                <w:lang w:val="fr-BE"/>
+              </w:rPr>
+              <w:t xml:space="preserve">)  </w:t>
+            </w:r>
+          </w:p>
+        </w:tc>
+      </w:tr>
+      <w:tr>
+        <w:tc>
+          <w:tcPr>
+            <w:tcW w:w="9060" w:type="dxa"/>
+          </w:tcPr>
+          <w:p>
+            <w:r>
+              <w:t>1. Installation du broker MQTT (Mosquitto)</w:t>
+            </w:r>
+            <w:r>
+              <w:br/>
+              <w:t>2. Développement d’un simulateur de capteurs en Python</w:t>
+            </w:r>
+            <w:r>
+              <w:br/>
+              <w:t>3. Publication des données via MQTT</w:t>
+            </w:r>
+            <w:r>
+              <w:br/>
+              <w:t>4. Création d’un serveur Node.js pour recevoir les données</w:t>
+            </w:r>
+            <w:r>
+              <w:br/>
+              <w:t>5. Développement d’une API REST</w:t>
+            </w:r>
+            <w:r>
+              <w:br/>
+              <w:t>6. Création d’un dashboard web pour visualisation</w:t>
+            </w:r>
+            <w:r>
+              <w:br/>
+              <w:t>7. Test en temps réel avec plusieurs capteurs simulés</w:t>
+            </w:r>
+          </w:p>
+        </w:tc>
+      </w:tr>
+    </w:tbl>
+    <w:p>
+      <w:pPr>
+        <w:rPr>
+          <w:lang w:val="fr-BE"/>
+        </w:rPr>
+      </w:pPr>
+    </w:p>
+    <w:p>
+      <w:pPr>
+        <w:rPr>
+          <w:lang w:val="fr-BE"/>
+        </w:rPr>
+      </w:pPr>
+    </w:p>
+    <w:tbl>
+      <w:tblPr>
+        <w:tblStyle w:val="TableGrid"/>
+        <w:tblW w:w="0" w:type="auto"/>
+        <w:tblLook w:val="04A0" w:firstRow="1" w:lastRow="0" w:firstColumn="1" w:lastColumn="0" w:noHBand="0" w:noVBand="1"/>
+      </w:tblPr>
+      <w:tblGrid>
+        <w:gridCol w:w="9060"/>
       </w:tblGrid>
       <w:tr>
         <w:trPr>
@@ -645,6 +1603,11 @@
           </w:tcPr>
           <w:p>
             <w:pPr>
+              <w:pStyle w:val="ListParagraph"/>
+              <w:numPr>
+                <w:ilvl w:val="0"/>
+                <w:numId w:val="1"/>
+              </w:numPr>
               <w:jc w:val="center"/>
               <w:rPr>
                 <w:b/>
@@ -656,21 +1619,7 @@
                 <w:b/>
                 <w:lang w:val="fr-BE"/>
               </w:rPr>
-              <w:t>Réalisations (Procédure(s) / Etapes / Phases</w:t>
-            </w:r>
-            <w:r>
-              <w:rPr>
-                <w:b/>
-                <w:lang w:val="fr-BE"/>
-              </w:rPr>
-              <w:t xml:space="preserve"> / Exécutions / Démos</w:t>
-            </w:r>
-            <w:r>
-              <w:rPr>
-                <w:b/>
-                <w:lang w:val="fr-BE"/>
-              </w:rPr>
-              <w:t xml:space="preserve">)  </w:t>
+              <w:t xml:space="preserve">Résultats Obtenus (Tableau / Diagrammes) </w:t>
             </w:r>
           </w:p>
         </w:tc>
@@ -681,35 +1630,67 @@
             <w:tcW w:w="9062" w:type="dxa"/>
           </w:tcPr>
           <w:p>
-            <w:r>
-              <w:t>1. Installation du broker MQTT (Mosquitto)</w:t>
-            </w:r>
-            <w:r>
-              <w:br/>
-              <w:t>2. Développement d’un simulateur de capteurs en Python</w:t>
-            </w:r>
-            <w:r>
-              <w:br/>
-            </w:r>
-            <w:r>
-              <w:lastRenderedPageBreak/>
-              <w:t>3. Publication des données via MQTT</w:t>
-            </w:r>
-            <w:r>
-              <w:br/>
-              <w:t>4. Création d’un serveur Node.js pour recevoir les données</w:t>
-            </w:r>
-            <w:r>
-              <w:br/>
-              <w:t>5. Développement d’une API REST</w:t>
-            </w:r>
-            <w:r>
-              <w:br/>
-              <w:t>6. Création d’un dashboard web pour visualisation</w:t>
-            </w:r>
-            <w:r>
-              <w:br/>
-              <w:t>7. Test en temps réel avec plusieurs capteurs simulés</w:t>
+            <w:pPr>
+              <w:tabs>
+                <w:tab w:val="left" w:pos="3620"/>
+              </w:tabs>
+              <w:rPr>
+                <w:lang w:val="fr-BE"/>
+              </w:rPr>
+            </w:pPr>
+            <w:r>
+              <w:rPr>
+                <w:lang w:val="fr-BE"/>
+              </w:rPr>
+              <w:t>Les données sont transmises correctement du simulateur vers le dashboard.</w:t>
+            </w:r>
+          </w:p>
+          <w:p>
+            <w:pPr>
+              <w:tabs>
+                <w:tab w:val="left" w:pos="3620"/>
+              </w:tabs>
+              <w:rPr>
+                <w:lang w:val="fr-BE"/>
+              </w:rPr>
+            </w:pPr>
+            <w:r>
+              <w:rPr>
+                <w:lang w:val="fr-BE"/>
+              </w:rPr>
+              <w:t>Affichage en temps réel des températures.</w:t>
+            </w:r>
+          </w:p>
+          <w:p>
+            <w:pPr>
+              <w:tabs>
+                <w:tab w:val="left" w:pos="3620"/>
+              </w:tabs>
+              <w:rPr>
+                <w:lang w:val="fr-BE"/>
+              </w:rPr>
+            </w:pPr>
+            <w:r>
+              <w:rPr>
+                <w:lang w:val="fr-BE"/>
+              </w:rPr>
+              <w:t>Stabilité du système observée.</w:t>
+            </w:r>
+          </w:p>
+          <w:p>
+            <w:pPr>
+              <w:tabs>
+                <w:tab w:val="left" w:pos="3620"/>
+              </w:tabs>
+              <w:rPr>
+                <w:lang w:val="fr-BE"/>
+              </w:rPr>
+            </w:pPr>
+            <w:r>
+              <w:rPr>
+                <w:lang w:val="fr-BE"/>
+              </w:rPr>
+              <w:t>Possibilité de simuler plusieurs appareils simultanément.</w:t>
             </w:r>
           </w:p>
         </w:tc>
@@ -736,7 +1717,7 @@
         <w:tblLook w:val="04A0" w:firstRow="1" w:lastRow="0" w:firstColumn="1" w:lastColumn="0" w:noHBand="0" w:noVBand="1"/>
       </w:tblPr>
       <w:tblGrid>
-        <w:gridCol w:w="9062"/>
+        <w:gridCol w:w="9060"/>
       </w:tblGrid>
       <w:tr>
         <w:trPr>
@@ -749,6 +1730,11 @@
           </w:tcPr>
           <w:p>
             <w:pPr>
+              <w:pStyle w:val="ListParagraph"/>
+              <w:numPr>
+                <w:ilvl w:val="0"/>
+                <w:numId w:val="1"/>
+              </w:numPr>
               <w:jc w:val="center"/>
               <w:rPr>
                 <w:b/>
@@ -760,7 +1746,35 @@
                 <w:b/>
                 <w:lang w:val="fr-BE"/>
               </w:rPr>
-              <w:t xml:space="preserve">Résultats Obtenus (Tableau / Diagrammes) </w:t>
+              <w:t>Discussion /</w:t>
+            </w:r>
+            <w:r>
+              <w:rPr>
+                <w:b/>
+                <w:lang w:val="fr-BE"/>
+              </w:rPr>
+              <w:t xml:space="preserve">Analyse / Interprétation </w:t>
+            </w:r>
+            <w:r>
+              <w:rPr>
+                <w:b/>
+                <w:lang w:val="fr-BE"/>
+              </w:rPr>
+              <w:t xml:space="preserve">des </w:t>
+            </w:r>
+            <w:r>
+              <w:rPr>
+                <w:b/>
+                <w:lang w:val="fr-BE"/>
+              </w:rPr>
+              <w:t>Résulta</w:t>
+            </w:r>
+            <w:r>
+              <w:rPr>
+                <w:b/>
+                <w:lang w:val="fr-BE"/>
+              </w:rPr>
+              <w:t>ts</w:t>
             </w:r>
           </w:p>
         </w:tc>
@@ -771,20 +1785,25 @@
             <w:tcW w:w="9062" w:type="dxa"/>
           </w:tcPr>
           <w:p>
-            <w:r>
-              <w:t>Les données sont transmises correctement du simulateur vers le dashboard.</w:t>
+            <w:pPr>
+              <w:rPr>
+                <w:lang w:val="fr-BE"/>
+              </w:rPr>
+            </w:pPr>
+            <w:r>
+              <w:t>Le système simule efficacement un environnement IoT réel.</w:t>
             </w:r>
             <w:r>
               <w:br/>
-              <w:t>Affichage en temps réel des températures.</w:t>
+              <w:t>MQTT offre une communication légère et rapide.</w:t>
             </w:r>
             <w:r>
               <w:br/>
-              <w:t>Stabilité du système observée.</w:t>
+              <w:t>La simulation permet de tester plusieurs scénarios sans coût matériel.</w:t>
             </w:r>
             <w:r>
               <w:br/>
-              <w:t>Possibilité de simuler plusieurs appareils simultanément.</w:t>
+              <w:t>Des limitations peuvent exister au niveau du réalisme des données.</w:t>
             </w:r>
           </w:p>
         </w:tc>
@@ -811,7 +1830,92 @@
         <w:tblLook w:val="04A0" w:firstRow="1" w:lastRow="0" w:firstColumn="1" w:lastColumn="0" w:noHBand="0" w:noVBand="1"/>
       </w:tblPr>
       <w:tblGrid>
-        <w:gridCol w:w="9062"/>
+        <w:gridCol w:w="9060"/>
+      </w:tblGrid>
+      <w:tr>
+        <w:trPr>
+          <w:trHeight w:val="527"/>
+        </w:trPr>
+        <w:tc>
+          <w:tcPr>
+            <w:tcW w:w="9060" w:type="dxa"/>
+            <w:shd w:val="clear" w:color="auto" w:fill="D9D9D9" w:themeFill="background1" w:themeFillShade="D9"/>
+          </w:tcPr>
+          <w:p>
+            <w:pPr>
+              <w:pStyle w:val="ListParagraph"/>
+              <w:numPr>
+                <w:ilvl w:val="0"/>
+                <w:numId w:val="1"/>
+              </w:numPr>
+              <w:jc w:val="center"/>
+              <w:rPr>
+                <w:b/>
+                <w:lang w:val="fr-BE"/>
+              </w:rPr>
+            </w:pPr>
+            <w:r>
+              <w:rPr>
+                <w:b/>
+                <w:lang w:val="fr-BE"/>
+              </w:rPr>
+              <w:t xml:space="preserve">Conclusions </w:t>
+            </w:r>
+          </w:p>
+        </w:tc>
+      </w:tr>
+      <w:tr>
+        <w:tc>
+          <w:tcPr>
+            <w:tcW w:w="9060" w:type="dxa"/>
+          </w:tcPr>
+          <w:p>
+            <w:r>
+              <w:t>Ce TP a permis de comprendre le fonctionnement global d’un système IoT.</w:t>
+            </w:r>
+            <w:r>
+              <w:br/>
+              <w:t>La simulation logicielle est une solution efficace pour l’apprentissage.</w:t>
+            </w:r>
+            <w:r>
+              <w:br/>
+              <w:t>L’architecture mise en place est évolutive et proche des systèmes réels.</w:t>
+            </w:r>
+          </w:p>
+        </w:tc>
+      </w:tr>
+    </w:tbl>
+    <w:p>
+      <w:pPr>
+        <w:rPr>
+          <w:lang w:val="fr-BE"/>
+        </w:rPr>
+      </w:pPr>
+    </w:p>
+    <w:p>
+      <w:pPr>
+        <w:rPr>
+          <w:lang w:val="fr-BE"/>
+        </w:rPr>
+      </w:pPr>
+      <w:bookmarkStart w:id="0" w:name="_GoBack"/>
+      <w:bookmarkEnd w:id="0"/>
+    </w:p>
+    <w:p>
+      <w:pPr>
+        <w:rPr>
+          <w:lang w:val="fr-BE"/>
+        </w:rPr>
+      </w:pPr>
+    </w:p>
+    <w:tbl>
+      <w:tblPr>
+        <w:tblStyle w:val="TableGrid"/>
+        <w:tblW w:w="0" w:type="auto"/>
+        <w:tblLook w:val="04A0" w:firstRow="1" w:lastRow="0" w:firstColumn="1" w:lastColumn="0" w:noHBand="0" w:noVBand="1"/>
+      </w:tblPr>
+      <w:tblGrid>
+        <w:gridCol w:w="9060"/>
       </w:tblGrid>
       <w:tr>
         <w:trPr>
@@ -824,6 +1928,11 @@
           </w:tcPr>
           <w:p>
             <w:pPr>
+              <w:pStyle w:val="ListParagraph"/>
+              <w:numPr>
+                <w:ilvl w:val="0"/>
+                <w:numId w:val="1"/>
+              </w:numPr>
               <w:jc w:val="center"/>
               <w:rPr>
                 <w:b/>
@@ -835,21 +1944,8 @@
                 <w:b/>
                 <w:lang w:val="fr-BE"/>
               </w:rPr>
-              <w:t>Discussion /</w:t>
-            </w:r>
-            <w:r>
-              <w:rPr>
-                <w:b/>
-                <w:lang w:val="fr-BE"/>
-              </w:rPr>
-              <w:t xml:space="preserve">Analyse / Interprétation </w:t>
-            </w:r>
-            <w:r>
-              <w:rPr>
-                <w:b/>
-                <w:lang w:val="fr-BE"/>
-              </w:rPr>
-              <w:t>des Resulsts</w:t>
+              <w:lastRenderedPageBreak/>
+              <w:t xml:space="preserve">Références / Sources / Ressources / Littérature </w:t>
             </w:r>
           </w:p>
         </w:tc>
@@ -860,32 +1956,33 @@
             <w:tcW w:w="9062" w:type="dxa"/>
           </w:tcPr>
           <w:p>
-            <w:r>
-              <w:t>Le système simule efficacement un environnement IoT réel.</w:t>
+            <w:pPr>
+              <w:tabs>
+                <w:tab w:val="left" w:pos="6080"/>
+              </w:tabs>
+              <w:rPr>
+                <w:lang w:val="fr-BE"/>
+              </w:rPr>
+            </w:pPr>
+            <w:r>
+              <w:t>- https://mqtt.org/</w:t>
             </w:r>
             <w:r>
               <w:br/>
-              <w:t>MQTT offre une communication légère et rapide.</w:t>
+              <w:t>- https://mosquitto.org/</w:t>
             </w:r>
             <w:r>
               <w:br/>
-              <w:t>La simulation permet de tester plusieurs scénarios sans coût matériel.</w:t>
+              <w:t>- https://nodejs.org/</w:t>
             </w:r>
             <w:r>
               <w:br/>
-              <w:t>Des limitations peuvent exister au niveau du réalisme des données.</w:t>
+              <w:t>- https://www.chartjs.org/</w:t>
             </w:r>
           </w:p>
         </w:tc>
       </w:tr>
     </w:tbl>
-    <w:p>
-      <w:pPr>
-        <w:rPr>
-          <w:lang w:val="fr-BE"/>
-        </w:rPr>
-      </w:pPr>
-    </w:p>
     <w:p>
       <w:pPr>
         <w:rPr>
@@ -900,7 +1997,7 @@
         <w:tblLook w:val="04A0" w:firstRow="1" w:lastRow="0" w:firstColumn="1" w:lastColumn="0" w:noHBand="0" w:noVBand="1"/>
       </w:tblPr>
       <w:tblGrid>
-        <w:gridCol w:w="9062"/>
+        <w:gridCol w:w="9060"/>
       </w:tblGrid>
       <w:tr>
         <w:trPr>
@@ -913,6 +2010,11 @@
           </w:tcPr>
           <w:p>
             <w:pPr>
+              <w:pStyle w:val="ListParagraph"/>
+              <w:numPr>
+                <w:ilvl w:val="0"/>
+                <w:numId w:val="1"/>
+              </w:numPr>
               <w:jc w:val="center"/>
               <w:rPr>
                 <w:b/>
@@ -924,7 +2026,14 @@
                 <w:b/>
                 <w:lang w:val="fr-BE"/>
               </w:rPr>
-              <w:t xml:space="preserve">Conclusions </w:t>
+              <w:t xml:space="preserve">Annexes- Sim Scripts / Codes Sources </w:t>
+            </w:r>
+            <w:r>
+              <w:rPr>
+                <w:b/>
+                <w:lang w:val="fr-BE"/>
+              </w:rPr>
+              <w:t xml:space="preserve"> </w:t>
             </w:r>
           </w:p>
         </w:tc>
@@ -935,16 +2044,22 @@
             <w:tcW w:w="9062" w:type="dxa"/>
           </w:tcPr>
           <w:p>
-            <w:r>
-              <w:t>Ce TP a permis de comprendre le fonctionnement global d’un système IoT.</w:t>
-            </w:r>
-            <w:r>
-              <w:br/>
-              <w:t>La simulation logicielle est une solution efficace pour l’apprentissage.</w:t>
-            </w:r>
-            <w:r>
-              <w:br/>
-              <w:t>L’architecture mise en place est évolutive et proche des systèmes réels.</w:t>
+            <w:pPr>
+              <w:rPr>
+                <w:lang w:val="fr-BE"/>
+              </w:rPr>
+            </w:pPr>
+            <w:r>
+              <w:rPr>
+                <w:lang w:val="fr-BE"/>
+              </w:rPr>
+              <w:t xml:space="preserve">Source Code : </w:t>
+            </w:r>
+            <w:r>
+              <w:rPr>
+                <w:lang w:val="fr-BE"/>
+              </w:rPr>
+              <w:t>https://github.com/RachidJedata/Simulation_IOT</w:t>
             </w:r>
           </w:p>
         </w:tc>
@@ -959,104 +2074,706 @@
     </w:p>
     <w:p>
       <w:pPr>
-        <w:rPr>
+        <w:spacing w:before="100" w:beforeAutospacing="1" w:after="100" w:afterAutospacing="1" w:line="240" w:lineRule="auto"/>
+        <w:outlineLvl w:val="2"/>
+        <w:rPr>
+          <w:rFonts w:eastAsia="Times New Roman" w:cstheme="minorHAnsi"/>
+          <w:b/>
+          <w:bCs/>
+          <w:sz w:val="27"/>
+          <w:szCs w:val="27"/>
+          <w:lang w:val="en-US"/>
+        </w:rPr>
+      </w:pPr>
+      <w:r>
+        <w:rPr>
+          <w:rFonts w:eastAsia="Times New Roman" w:cstheme="minorHAnsi"/>
+          <w:b/>
+          <w:bCs/>
+          <w:sz w:val="27"/>
+          <w:szCs w:val="27"/>
+          <w:lang w:val="en-US"/>
+        </w:rPr>
+        <w:t>Diversification des Scénarios et des Services</w:t>
+      </w:r>
+    </w:p>
+    <w:p>
+      <w:pPr>
+        <w:spacing w:before="100" w:beforeAutospacing="1" w:after="100" w:afterAutospacing="1" w:line="240" w:lineRule="auto"/>
+        <w:outlineLvl w:val="3"/>
+        <w:rPr>
+          <w:rFonts w:eastAsia="Times New Roman" w:cstheme="minorHAnsi"/>
+          <w:b/>
+          <w:bCs/>
+          <w:sz w:val="24"/>
+          <w:szCs w:val="24"/>
+          <w:lang w:val="en-US"/>
+        </w:rPr>
+      </w:pPr>
+      <w:r>
+        <w:rPr>
+          <w:rFonts w:ascii="Times New Roman" w:eastAsia="Times New Roman" w:hAnsi="Times New Roman" w:cs="Times New Roman"/>
+          <w:b/>
+          <w:bCs/>
+          <w:sz w:val="24"/>
+          <w:szCs w:val="24"/>
+          <w:lang w:val="en-US"/>
+        </w:rPr>
+        <w:t xml:space="preserve">A. </w:t>
+      </w:r>
+      <w:r>
+        <w:rPr>
+          <w:rFonts w:eastAsia="Times New Roman" w:cstheme="minorHAnsi"/>
+          <w:b/>
+          <w:bCs/>
+          <w:sz w:val="24"/>
+          <w:szCs w:val="24"/>
+          <w:lang w:val="en-US"/>
+        </w:rPr>
+        <w:t>Diversification des Scénarios (Échelle et Réseau)</w:t>
+      </w:r>
+    </w:p>
+    <w:p>
+      <w:pPr>
+        <w:numPr>
+          <w:ilvl w:val="0"/>
+          <w:numId w:val="7"/>
+        </w:numPr>
+        <w:spacing w:before="100" w:beforeAutospacing="1" w:after="100" w:afterAutospacing="1" w:line="240" w:lineRule="auto"/>
+        <w:rPr>
+          <w:rFonts w:eastAsia="Times New Roman" w:cstheme="minorHAnsi"/>
+          <w:sz w:val="24"/>
+          <w:szCs w:val="24"/>
+          <w:lang w:val="en-US"/>
+        </w:rPr>
+      </w:pPr>
+      <w:r>
+        <w:rPr>
+          <w:rFonts w:eastAsia="Times New Roman" w:cstheme="minorHAnsi"/>
+          <w:b/>
+          <w:bCs/>
+          <w:sz w:val="24"/>
+          <w:szCs w:val="24"/>
+          <w:lang w:val="en-US"/>
+        </w:rPr>
+        <w:t>Scénario SIMPLE (Échelle Domotique) :</w:t>
+      </w:r>
+    </w:p>
+    <w:p>
+      <w:pPr>
+        <w:numPr>
+          <w:ilvl w:val="1"/>
+          <w:numId w:val="7"/>
+        </w:numPr>
+        <w:spacing w:before="100" w:beforeAutospacing="1" w:after="100" w:afterAutospacing="1" w:line="240" w:lineRule="auto"/>
+        <w:rPr>
+          <w:rFonts w:eastAsia="Times New Roman" w:cstheme="minorHAnsi"/>
+          <w:sz w:val="24"/>
+          <w:szCs w:val="24"/>
+          <w:lang w:val="en-US"/>
+        </w:rPr>
+      </w:pPr>
+      <w:r>
+        <w:rPr>
+          <w:rFonts w:eastAsia="Times New Roman" w:cstheme="minorHAnsi"/>
+          <w:sz w:val="24"/>
+          <w:szCs w:val="24"/>
+          <w:lang w:val="en-US"/>
+        </w:rPr>
+        <w:t>Flotte réduite de 1 à 5 appareils connectés.</w:t>
+      </w:r>
+    </w:p>
+    <w:p>
+      <w:pPr>
+        <w:numPr>
+          <w:ilvl w:val="1"/>
+          <w:numId w:val="7"/>
+        </w:numPr>
+        <w:spacing w:before="100" w:beforeAutospacing="1" w:after="100" w:afterAutospacing="1" w:line="240" w:lineRule="auto"/>
+        <w:rPr>
+          <w:rFonts w:eastAsia="Times New Roman" w:cstheme="minorHAnsi"/>
+          <w:sz w:val="24"/>
+          <w:szCs w:val="24"/>
+          <w:lang w:val="en-US"/>
+        </w:rPr>
+      </w:pPr>
+      <w:r>
+        <w:rPr>
+          <w:rFonts w:eastAsia="Times New Roman" w:cstheme="minorHAnsi"/>
+          <w:sz w:val="24"/>
+          <w:szCs w:val="24"/>
+          <w:lang w:val="en-US"/>
+        </w:rPr>
+        <w:t>Envoi espacé des données (toutes les 2 à 5 secondes).</w:t>
+      </w:r>
+    </w:p>
+    <w:p>
+      <w:pPr>
+        <w:numPr>
+          <w:ilvl w:val="1"/>
+          <w:numId w:val="7"/>
+        </w:numPr>
+        <w:spacing w:before="100" w:beforeAutospacing="1" w:after="100" w:afterAutospacing="1" w:line="240" w:lineRule="auto"/>
+        <w:rPr>
+          <w:rFonts w:eastAsia="Times New Roman" w:cstheme="minorHAnsi"/>
+          <w:sz w:val="24"/>
+          <w:szCs w:val="24"/>
+          <w:lang w:val="en-US"/>
+        </w:rPr>
+      </w:pPr>
+      <w:r>
+        <w:rPr>
+          <w:rFonts w:eastAsia="Times New Roman" w:cstheme="minorHAnsi"/>
+          <w:sz w:val="24"/>
+          <w:szCs w:val="24"/>
+          <w:lang w:val="en-US"/>
+        </w:rPr>
+        <w:t>Connexion réseau parfaite (aucune latence, aucune perte de paquets).</w:t>
+      </w:r>
+    </w:p>
+    <w:p>
+      <w:pPr>
+        <w:numPr>
+          <w:ilvl w:val="0"/>
+          <w:numId w:val="7"/>
+        </w:numPr>
+        <w:spacing w:before="100" w:beforeAutospacing="1" w:after="100" w:afterAutospacing="1" w:line="240" w:lineRule="auto"/>
+        <w:rPr>
+          <w:rFonts w:eastAsia="Times New Roman" w:cstheme="minorHAnsi"/>
+          <w:sz w:val="24"/>
+          <w:szCs w:val="24"/>
+          <w:lang w:val="en-US"/>
+        </w:rPr>
+      </w:pPr>
+      <w:r>
+        <w:rPr>
+          <w:rFonts w:eastAsia="Times New Roman" w:cstheme="minorHAnsi"/>
+          <w:b/>
+          <w:bCs/>
+          <w:sz w:val="24"/>
+          <w:szCs w:val="24"/>
+          <w:lang w:val="en-US"/>
+        </w:rPr>
+        <w:t>Scénario MEDIUM (Échelle Urbaine) :</w:t>
+      </w:r>
+    </w:p>
+    <w:p>
+      <w:pPr>
+        <w:numPr>
+          <w:ilvl w:val="1"/>
+          <w:numId w:val="7"/>
+        </w:numPr>
+        <w:spacing w:before="100" w:beforeAutospacing="1" w:after="100" w:afterAutospacing="1" w:line="240" w:lineRule="auto"/>
+        <w:rPr>
+          <w:rFonts w:eastAsia="Times New Roman" w:cstheme="minorHAnsi"/>
+          <w:sz w:val="24"/>
+          <w:szCs w:val="24"/>
+          <w:lang w:val="en-US"/>
+        </w:rPr>
+      </w:pPr>
+      <w:r>
+        <w:rPr>
+          <w:rFonts w:eastAsia="Times New Roman" w:cstheme="minorHAnsi"/>
+          <w:sz w:val="24"/>
+          <w:szCs w:val="24"/>
+          <w:lang w:val="en-US"/>
+        </w:rPr>
+        <w:t>Flotte standard de 6 à 30 appareils en mouvement constant.</w:t>
+      </w:r>
+    </w:p>
+    <w:p>
+      <w:pPr>
+        <w:numPr>
+          <w:ilvl w:val="1"/>
+          <w:numId w:val="7"/>
+        </w:numPr>
+        <w:spacing w:before="100" w:beforeAutospacing="1" w:after="100" w:afterAutospacing="1" w:line="240" w:lineRule="auto"/>
+        <w:rPr>
+          <w:rFonts w:eastAsia="Times New Roman" w:cstheme="minorHAnsi"/>
+          <w:sz w:val="24"/>
+          <w:szCs w:val="24"/>
+          <w:lang w:val="en-US"/>
+        </w:rPr>
+      </w:pPr>
+      <w:r>
+        <w:rPr>
+          <w:rFonts w:eastAsia="Times New Roman" w:cstheme="minorHAnsi"/>
+          <w:sz w:val="24"/>
+          <w:szCs w:val="24"/>
+          <w:lang w:val="en-US"/>
+        </w:rPr>
+        <w:t>Envoi régulier des données (toutes les 2 secondes).</w:t>
+      </w:r>
+    </w:p>
+    <w:p>
+      <w:pPr>
+        <w:numPr>
+          <w:ilvl w:val="1"/>
+          <w:numId w:val="7"/>
+        </w:numPr>
+        <w:spacing w:before="100" w:beforeAutospacing="1" w:after="100" w:afterAutospacing="1" w:line="240" w:lineRule="auto"/>
+        <w:rPr>
+          <w:rFonts w:eastAsia="Times New Roman" w:cstheme="minorHAnsi"/>
+          <w:sz w:val="24"/>
+          <w:szCs w:val="24"/>
+          <w:lang w:val="en-US"/>
+        </w:rPr>
+      </w:pPr>
+      <w:r>
+        <w:rPr>
+          <w:rFonts w:eastAsia="Times New Roman" w:cstheme="minorHAnsi"/>
+          <w:sz w:val="24"/>
+          <w:szCs w:val="24"/>
+          <w:lang w:val="en-US"/>
+        </w:rPr>
+        <w:t xml:space="preserve">Réseau moyennement perturbé (petite latence de 50ms, gigue légère, </w:t>
+      </w:r>
+      <w:r>
+        <w:rPr>
+          <w:rFonts w:eastAsia="Times New Roman" w:cstheme="minorHAnsi"/>
+          <w:sz w:val="24"/>
+          <w:szCs w:val="24"/>
+          <w:lang w:val="en-US"/>
+        </w:rPr>
+        <w:t>3</w:t>
+      </w:r>
+      <w:r>
+        <w:rPr>
+          <w:rFonts w:eastAsia="Times New Roman" w:cstheme="minorHAnsi"/>
+          <w:sz w:val="24"/>
+          <w:szCs w:val="24"/>
+          <w:lang w:val="en-US"/>
+        </w:rPr>
+        <w:t>%</w:t>
+      </w:r>
+      <w:r>
+        <w:rPr>
+          <w:rFonts w:eastAsia="Times New Roman" w:cstheme="minorHAnsi"/>
+          <w:sz w:val="24"/>
+          <w:szCs w:val="24"/>
+          <w:lang w:val="en-US"/>
+        </w:rPr>
+        <w:t xml:space="preserve"> de perte de paquets).</w:t>
+      </w:r>
+    </w:p>
+    <w:p>
+      <w:pPr>
+        <w:numPr>
+          <w:ilvl w:val="0"/>
+          <w:numId w:val="7"/>
+        </w:numPr>
+        <w:spacing w:before="100" w:beforeAutospacing="1" w:after="100" w:afterAutospacing="1" w:line="240" w:lineRule="auto"/>
+        <w:rPr>
+          <w:rFonts w:eastAsia="Times New Roman" w:cstheme="minorHAnsi"/>
+          <w:sz w:val="24"/>
+          <w:szCs w:val="24"/>
+          <w:lang w:val="en-US"/>
+        </w:rPr>
+      </w:pPr>
+      <w:r>
+        <w:rPr>
+          <w:rFonts w:eastAsia="Times New Roman" w:cstheme="minorHAnsi"/>
+          <w:b/>
+          <w:bCs/>
+          <w:sz w:val="24"/>
+          <w:szCs w:val="24"/>
+          <w:lang w:val="en-US"/>
+        </w:rPr>
+        <w:t>Scénario LARGE (Échelle Industrielle) :</w:t>
+      </w:r>
+    </w:p>
+    <w:p>
+      <w:pPr>
+        <w:numPr>
+          <w:ilvl w:val="1"/>
+          <w:numId w:val="7"/>
+        </w:numPr>
+        <w:spacing w:before="100" w:beforeAutospacing="1" w:after="100" w:afterAutospacing="1" w:line="240" w:lineRule="auto"/>
+        <w:rPr>
+          <w:rFonts w:eastAsia="Times New Roman" w:cstheme="minorHAnsi"/>
+          <w:sz w:val="24"/>
+          <w:szCs w:val="24"/>
+          <w:lang w:val="en-US"/>
+        </w:rPr>
+      </w:pPr>
+      <w:r>
+        <w:rPr>
+          <w:rFonts w:eastAsia="Times New Roman" w:cstheme="minorHAnsi"/>
+          <w:sz w:val="24"/>
+          <w:szCs w:val="24"/>
+          <w:lang w:val="en-US"/>
+        </w:rPr>
+        <w:t>Flotte massive de 50 à plus de 100 capteurs à haute fréquence.</w:t>
+      </w:r>
+    </w:p>
+    <w:p>
+      <w:pPr>
+        <w:numPr>
+          <w:ilvl w:val="1"/>
+          <w:numId w:val="7"/>
+        </w:numPr>
+        <w:spacing w:before="100" w:beforeAutospacing="1" w:after="100" w:afterAutospacing="1" w:line="240" w:lineRule="auto"/>
+        <w:rPr>
+          <w:rFonts w:eastAsia="Times New Roman" w:cstheme="minorHAnsi"/>
+          <w:sz w:val="24"/>
+          <w:szCs w:val="24"/>
+          <w:lang w:val="en-US"/>
+        </w:rPr>
+      </w:pPr>
+      <w:r>
+        <w:rPr>
+          <w:rFonts w:eastAsia="Times New Roman" w:cstheme="minorHAnsi"/>
+          <w:sz w:val="24"/>
+          <w:szCs w:val="24"/>
+          <w:lang w:val="en-US"/>
+        </w:rPr>
+        <w:t>Envoi ultra-rapide des données (toutes les 0.1 à 0.5 seconde).</w:t>
+      </w:r>
+    </w:p>
+    <w:p>
+      <w:pPr>
+        <w:numPr>
+          <w:ilvl w:val="1"/>
+          <w:numId w:val="7"/>
+        </w:numPr>
+        <w:spacing w:before="100" w:beforeAutospacing="1" w:after="100" w:afterAutospacing="1" w:line="240" w:lineRule="auto"/>
+        <w:rPr>
+          <w:rFonts w:eastAsia="Times New Roman" w:cstheme="minorHAnsi"/>
+          <w:sz w:val="24"/>
+          <w:szCs w:val="24"/>
+          <w:lang w:val="en-US"/>
+        </w:rPr>
+      </w:pPr>
+      <w:r>
+        <w:rPr>
+          <w:rFonts w:eastAsia="Times New Roman" w:cstheme="minorHAnsi"/>
+          <w:sz w:val="24"/>
+          <w:szCs w:val="24"/>
+          <w:lang w:val="en-US"/>
+        </w:rPr>
+        <w:t xml:space="preserve">Réseau fortement dégradé (forte latence de 200ms, grosses interférences, </w:t>
+      </w:r>
+      <w:r>
+        <w:rPr>
+          <w:rFonts w:eastAsia="Times New Roman" w:cstheme="minorHAnsi"/>
+          <w:sz w:val="24"/>
+          <w:szCs w:val="24"/>
+          <w:lang w:val="en-US"/>
+        </w:rPr>
+        <w:t>15%</w:t>
+      </w:r>
+      <w:r>
+        <w:rPr>
+          <w:rFonts w:eastAsia="Times New Roman" w:cstheme="minorHAnsi"/>
+          <w:sz w:val="24"/>
+          <w:szCs w:val="24"/>
+          <w:lang w:val="en-US"/>
+        </w:rPr>
+        <w:t xml:space="preserve"> de perte de paquets).</w:t>
+      </w:r>
+    </w:p>
+    <w:p>
+      <w:pPr>
+        <w:spacing w:before="100" w:beforeAutospacing="1" w:after="100" w:afterAutospacing="1" w:line="240" w:lineRule="auto"/>
+        <w:outlineLvl w:val="3"/>
+        <w:rPr>
+          <w:rFonts w:eastAsia="Times New Roman" w:cstheme="minorHAnsi"/>
+          <w:b/>
+          <w:bCs/>
+          <w:sz w:val="24"/>
+          <w:szCs w:val="24"/>
+          <w:lang w:val="en-US"/>
+        </w:rPr>
+      </w:pPr>
+      <w:r>
+        <w:rPr>
+          <w:rFonts w:ascii="Times New Roman" w:eastAsia="Times New Roman" w:hAnsi="Times New Roman" w:cs="Times New Roman"/>
+          <w:b/>
+          <w:bCs/>
+          <w:sz w:val="24"/>
+          <w:szCs w:val="24"/>
+          <w:lang w:val="en-US"/>
+        </w:rPr>
+        <w:t xml:space="preserve">B. </w:t>
+      </w:r>
+      <w:r>
+        <w:rPr>
+          <w:rFonts w:eastAsia="Times New Roman" w:cstheme="minorHAnsi"/>
+          <w:b/>
+          <w:bCs/>
+          <w:sz w:val="24"/>
+          <w:szCs w:val="24"/>
+          <w:lang w:val="en-US"/>
+        </w:rPr>
+        <w:t>Diversification des Services (Niveaux de Traitement)</w:t>
+      </w:r>
+    </w:p>
+    <w:p>
+      <w:pPr>
+        <w:numPr>
+          <w:ilvl w:val="0"/>
+          <w:numId w:val="8"/>
+        </w:numPr>
+        <w:spacing w:before="100" w:beforeAutospacing="1" w:after="100" w:afterAutospacing="1" w:line="240" w:lineRule="auto"/>
+        <w:rPr>
+          <w:rFonts w:eastAsia="Times New Roman" w:cstheme="minorHAnsi"/>
+          <w:sz w:val="24"/>
+          <w:szCs w:val="24"/>
+          <w:lang w:val="en-US"/>
+        </w:rPr>
+      </w:pPr>
+      <w:r>
+        <w:rPr>
+          <w:rFonts w:eastAsia="Times New Roman" w:cstheme="minorHAnsi"/>
+          <w:b/>
+          <w:bCs/>
+          <w:sz w:val="24"/>
+          <w:szCs w:val="24"/>
+          <w:lang w:val="en-US"/>
+        </w:rPr>
+        <w:t>Niveau ONE-SERVICE (Ingestion simple) :</w:t>
+      </w:r>
+    </w:p>
+    <w:p>
+      <w:pPr>
+        <w:numPr>
+          <w:ilvl w:val="1"/>
+          <w:numId w:val="8"/>
+        </w:numPr>
+        <w:spacing w:before="100" w:beforeAutospacing="1" w:after="100" w:afterAutospacing="1" w:line="240" w:lineRule="auto"/>
+        <w:rPr>
+          <w:rFonts w:eastAsia="Times New Roman" w:cstheme="minorHAnsi"/>
+          <w:sz w:val="24"/>
+          <w:szCs w:val="24"/>
+          <w:lang w:val="en-US"/>
+        </w:rPr>
+      </w:pPr>
+      <w:r>
+        <w:rPr>
+          <w:rFonts w:eastAsia="Times New Roman" w:cstheme="minorHAnsi"/>
+          <w:sz w:val="24"/>
+          <w:szCs w:val="24"/>
+          <w:lang w:val="en-US"/>
+        </w:rPr>
+        <w:t>Le serveur reçoit les données des capteurs et les transmet directement à l'interface web.</w:t>
+      </w:r>
+    </w:p>
+    <w:p>
+      <w:pPr>
+        <w:numPr>
+          <w:ilvl w:val="1"/>
+          <w:numId w:val="8"/>
+        </w:numPr>
+        <w:spacing w:before="100" w:beforeAutospacing="1" w:after="100" w:afterAutospacing="1" w:line="240" w:lineRule="auto"/>
+        <w:rPr>
+          <w:rFonts w:eastAsia="Times New Roman" w:cstheme="minorHAnsi"/>
+          <w:sz w:val="24"/>
+          <w:szCs w:val="24"/>
+          <w:lang w:val="en-US"/>
+        </w:rPr>
+      </w:pPr>
+      <w:r>
+        <w:rPr>
+          <w:rFonts w:eastAsia="Times New Roman" w:cstheme="minorHAnsi"/>
+          <w:sz w:val="24"/>
+          <w:szCs w:val="24"/>
+          <w:lang w:val="en-US"/>
+        </w:rPr>
+        <w:t>Pas de modification, pas de calcul intermédiaire : service focalisé sur la rapidité pure.</w:t>
+      </w:r>
+    </w:p>
+    <w:p>
+      <w:pPr>
+        <w:numPr>
+          <w:ilvl w:val="0"/>
+          <w:numId w:val="8"/>
+        </w:numPr>
+        <w:spacing w:before="100" w:beforeAutospacing="1" w:after="100" w:afterAutospacing="1" w:line="240" w:lineRule="auto"/>
+        <w:rPr>
+          <w:rFonts w:eastAsia="Times New Roman" w:cstheme="minorHAnsi"/>
+          <w:sz w:val="24"/>
+          <w:szCs w:val="24"/>
+          <w:lang w:val="en-US"/>
+        </w:rPr>
+      </w:pPr>
+      <w:r>
+        <w:rPr>
+          <w:rFonts w:eastAsia="Times New Roman" w:cstheme="minorHAnsi"/>
+          <w:b/>
+          <w:bCs/>
+          <w:sz w:val="24"/>
+          <w:szCs w:val="24"/>
+          <w:lang w:val="en-US"/>
+        </w:rPr>
+        <w:t>Niveau TWO-SERVICES (Ingestion + Alertes) :</w:t>
+      </w:r>
+    </w:p>
+    <w:p>
+      <w:pPr>
+        <w:numPr>
+          <w:ilvl w:val="1"/>
+          <w:numId w:val="8"/>
+        </w:numPr>
+        <w:spacing w:before="100" w:beforeAutospacing="1" w:after="100" w:afterAutospacing="1" w:line="240" w:lineRule="auto"/>
+        <w:rPr>
+          <w:rFonts w:eastAsia="Times New Roman" w:cstheme="minorHAnsi"/>
+          <w:sz w:val="24"/>
+          <w:szCs w:val="24"/>
+          <w:lang w:val="en-US"/>
+        </w:rPr>
+      </w:pPr>
+      <w:r>
+        <w:rPr>
+          <w:rFonts w:eastAsia="Times New Roman" w:cstheme="minorHAnsi"/>
+          <w:sz w:val="24"/>
+          <w:szCs w:val="24"/>
+          <w:lang w:val="en-US"/>
+        </w:rPr>
+        <w:t>Le serveur reçoit les données et vérifie chaque valeur instantanément.</w:t>
+      </w:r>
+    </w:p>
+    <w:p>
+      <w:pPr>
+        <w:numPr>
+          <w:ilvl w:val="1"/>
+          <w:numId w:val="8"/>
+        </w:numPr>
+        <w:spacing w:before="100" w:beforeAutospacing="1" w:after="100" w:afterAutospacing="1" w:line="240" w:lineRule="auto"/>
+        <w:rPr>
+          <w:rFonts w:eastAsia="Times New Roman" w:cstheme="minorHAnsi"/>
+          <w:sz w:val="24"/>
+          <w:szCs w:val="24"/>
+          <w:lang w:val="en-US"/>
+        </w:rPr>
+      </w:pPr>
+      <w:r>
+        <w:rPr>
+          <w:rFonts w:eastAsia="Times New Roman" w:cstheme="minorHAnsi"/>
+          <w:sz w:val="24"/>
+          <w:szCs w:val="24"/>
+          <w:lang w:val="en-US"/>
+        </w:rPr>
+        <w:t>Déclenchement automatiq</w:t>
+      </w:r>
+      <w:r>
+        <w:rPr>
+          <w:rFonts w:eastAsia="Times New Roman" w:cstheme="minorHAnsi"/>
+          <w:sz w:val="24"/>
+          <w:szCs w:val="24"/>
+          <w:lang w:val="en-US"/>
+        </w:rPr>
+        <w:t xml:space="preserve">ue d'alertes visuelles graduées (MEDUIM ou HIGH) </w:t>
+      </w:r>
+      <w:r>
+        <w:rPr>
+          <w:rFonts w:eastAsia="Times New Roman" w:cstheme="minorHAnsi"/>
+          <w:sz w:val="24"/>
+          <w:szCs w:val="24"/>
+          <w:lang w:val="en-US"/>
+        </w:rPr>
+        <w:t>en cas de dépassement des seuils critiques.</w:t>
+      </w:r>
+    </w:p>
+    <w:p>
+      <w:pPr>
+        <w:numPr>
+          <w:ilvl w:val="0"/>
+          <w:numId w:val="8"/>
+        </w:numPr>
+        <w:spacing w:before="100" w:beforeAutospacing="1" w:after="100" w:afterAutospacing="1" w:line="240" w:lineRule="auto"/>
+        <w:rPr>
+          <w:rFonts w:eastAsia="Times New Roman" w:cstheme="minorHAnsi"/>
+          <w:sz w:val="24"/>
+          <w:szCs w:val="24"/>
+          <w:lang w:val="en-US"/>
+        </w:rPr>
+      </w:pPr>
+      <w:r>
+        <w:rPr>
+          <w:rFonts w:eastAsia="Times New Roman" w:cstheme="minorHAnsi"/>
+          <w:b/>
+          <w:bCs/>
+          <w:sz w:val="24"/>
+          <w:szCs w:val="24"/>
+          <w:lang w:val="en-US"/>
+        </w:rPr>
+        <w:t>Niveau MULTI-SERVICES (Traitement intelligent complet) :</w:t>
+      </w:r>
+    </w:p>
+    <w:p>
+      <w:pPr>
+        <w:numPr>
+          <w:ilvl w:val="1"/>
+          <w:numId w:val="8"/>
+        </w:numPr>
+        <w:spacing w:before="100" w:beforeAutospacing="1" w:after="100" w:afterAutospacing="1" w:line="240" w:lineRule="auto"/>
+        <w:rPr>
+          <w:rFonts w:eastAsia="Times New Roman" w:cstheme="minorHAnsi"/>
+          <w:sz w:val="24"/>
+          <w:szCs w:val="24"/>
+          <w:lang w:val="en-US"/>
+        </w:rPr>
+      </w:pPr>
+      <w:r>
+        <w:rPr>
+          <w:rFonts w:eastAsia="Times New Roman" w:cstheme="minorHAnsi"/>
+          <w:sz w:val="24"/>
+          <w:szCs w:val="24"/>
+          <w:lang w:val="en-US"/>
+        </w:rPr>
+        <w:t>Activation du filtrage des données pour nettoyer les courbes.</w:t>
+      </w:r>
+    </w:p>
+    <w:p>
+      <w:pPr>
+        <w:numPr>
+          <w:ilvl w:val="1"/>
+          <w:numId w:val="8"/>
+        </w:numPr>
+        <w:spacing w:before="100" w:beforeAutospacing="1" w:after="100" w:afterAutospacing="1" w:line="240" w:lineRule="auto"/>
+        <w:rPr>
+          <w:rFonts w:eastAsia="Times New Roman" w:cstheme="minorHAnsi"/>
+          <w:sz w:val="24"/>
+          <w:szCs w:val="24"/>
+          <w:lang w:val="en-US"/>
+        </w:rPr>
+      </w:pPr>
+      <w:r>
+        <w:rPr>
+          <w:rFonts w:eastAsia="Times New Roman" w:cstheme="minorHAnsi"/>
+          <w:sz w:val="24"/>
+          <w:szCs w:val="24"/>
+          <w:lang w:val="en-US"/>
+        </w:rPr>
+        <w:t>Calcul en temps réel des statistiques glissantes (moyennes, minimums, maximums).</w:t>
+      </w:r>
+    </w:p>
+    <w:p>
+      <w:pPr>
+        <w:numPr>
+          <w:ilvl w:val="1"/>
+          <w:numId w:val="8"/>
+        </w:numPr>
+        <w:spacing w:before="100" w:beforeAutospacing="1" w:after="100" w:afterAutospacing="1" w:line="240" w:lineRule="auto"/>
+        <w:rPr>
+          <w:rFonts w:cstheme="minorHAnsi"/>
           <w:lang w:val="fr-BE"/>
         </w:rPr>
       </w:pPr>
-    </w:p>
-    <w:tbl>
-      <w:tblPr>
-        <w:tblStyle w:val="TableGrid"/>
-        <w:tblW w:w="0" w:type="auto"/>
-        <w:tblLook w:val="04A0" w:firstRow="1" w:lastRow="0" w:firstColumn="1" w:lastColumn="0" w:noHBand="0" w:noVBand="1"/>
-      </w:tblPr>
-      <w:tblGrid>
-        <w:gridCol w:w="9062"/>
-      </w:tblGrid>
-      <w:tr>
-        <w:trPr>
-          <w:trHeight w:val="527"/>
-        </w:trPr>
-        <w:tc>
-          <w:tcPr>
-            <w:tcW w:w="9062" w:type="dxa"/>
-            <w:shd w:val="clear" w:color="auto" w:fill="D9D9D9" w:themeFill="background1" w:themeFillShade="D9"/>
-          </w:tcPr>
-          <w:p>
-            <w:pPr>
-              <w:jc w:val="center"/>
-              <w:rPr>
-                <w:b/>
-                <w:lang w:val="fr-BE"/>
-              </w:rPr>
-            </w:pPr>
-            <w:r>
-              <w:rPr>
-                <w:b/>
-                <w:lang w:val="fr-BE"/>
-              </w:rPr>
-              <w:t xml:space="preserve">Références / Sources / Ressources / Littérature </w:t>
-            </w:r>
-          </w:p>
-        </w:tc>
-      </w:tr>
-      <w:tr>
-        <w:tc>
-          <w:tcPr>
-            <w:tcW w:w="9062" w:type="dxa"/>
-          </w:tcPr>
-          <w:p>
-            <w:r>
-              <w:t>- https://mqtt.org/</w:t>
-            </w:r>
-            <w:r>
-              <w:br/>
-              <w:t>- https://mosquitto.org/</w:t>
-            </w:r>
-            <w:r>
-              <w:br/>
-              <w:t>- https://nodejs.org/</w:t>
-            </w:r>
-            <w:r>
-              <w:br/>
-              <w:t>- https://www.chartjs.org/</w:t>
-            </w:r>
-          </w:p>
-        </w:tc>
-      </w:tr>
-    </w:tbl>
-    <w:p>
-      <w:pPr>
-        <w:rPr>
-          <w:lang w:val="fr-BE"/>
-        </w:rPr>
-      </w:pPr>
-    </w:p>
-    <w:p>
-      <w:pPr>
-        <w:rPr>
-          <w:lang w:val="fr-BE"/>
-        </w:rPr>
-      </w:pPr>
-    </w:p>
-    <w:p>
-      <w:pPr>
-        <w:rPr>
-          <w:lang w:val="fr-BE"/>
-        </w:rPr>
-      </w:pPr>
-    </w:p>
-    <w:p>
-      <w:pPr>
-        <w:rPr>
-          <w:lang w:val="fr-BE"/>
-        </w:rPr>
-      </w:pPr>
+      <w:r>
+        <w:rPr>
+          <w:rFonts w:eastAsia="Times New Roman" w:cstheme="minorHAnsi"/>
+          <w:sz w:val="24"/>
+          <w:szCs w:val="24"/>
+          <w:lang w:val="en-US"/>
+        </w:rPr>
+        <w:t>Prise en compte des ordres de l'administrateur pour modifier la vitesse des capteurs ou changer de scénario à chaud sans redémarrer l'application.</w:t>
+      </w:r>
     </w:p>
     <w:sectPr>
-      <w:headerReference w:type="default" r:id="rId7"/>
-      <w:pgSz w:w="11906" w:h="16838"/>
-      <w:pgMar w:top="1417" w:right="1417" w:bottom="1134" w:left="1417" w:header="426" w:footer="708" w:gutter="0"/>
+      <w:headerReference w:type="default" r:id="rId8"/>
+      <w:pgSz w:w="11906" w:h="16838" w:code="9"/>
+      <w:pgMar w:top="1418" w:right="1418" w:bottom="1134" w:left="1418" w:header="425" w:footer="709" w:gutter="0"/>
       <w:cols w:space="708"/>
       <w:docGrid w:linePitch="360"/>
     </w:sectPr>
@@ -1161,7 +2878,14 @@
               <w:sz w:val="24"/>
               <w:szCs w:val="24"/>
             </w:rPr>
-            <w:t xml:space="preserve"> : …………………..</w:t>
+            <w:t xml:space="preserve"> : </w:t>
+          </w:r>
+          <w:r>
+            <w:rPr>
+              <w:sz w:val="24"/>
+              <w:szCs w:val="24"/>
+            </w:rPr>
+            <w:t>ISIC</w:t>
           </w:r>
         </w:p>
       </w:tc>
@@ -1190,7 +2914,14 @@
               <w:sz w:val="24"/>
               <w:szCs w:val="24"/>
             </w:rPr>
-            <w:t>ule/Elemeent</w:t>
+            <w:t>ule/</w:t>
+          </w:r>
+          <w:r>
+            <w:rPr>
+              <w:sz w:val="24"/>
+              <w:szCs w:val="24"/>
+            </w:rPr>
+            <w:t>Element</w:t>
           </w:r>
           <w:r>
             <w:rPr>
@@ -1201,10 +2932,13 @@
           </w:r>
           <w:r>
             <w:rPr>
-              <w:sz w:val="24"/>
-              <w:szCs w:val="24"/>
+              <w:rStyle w:val="Strong"/>
+              <w:rFonts w:ascii="Arial" w:hAnsi="Arial" w:cs="Arial"/>
+              <w:color w:val="000000"/>
+              <w:sz w:val="20"/>
+              <w:szCs w:val="20"/>
             </w:rPr>
-            <w:t>…………………….</w:t>
+            <w:t>Comms Sans-fil &amp; Sys 2G/3G</w:t>
           </w:r>
         </w:p>
       </w:tc>
@@ -1226,7 +2960,42 @@
               <w:sz w:val="24"/>
               <w:szCs w:val="24"/>
             </w:rPr>
-            <w:t>AU: …./….</w:t>
+            <w:t xml:space="preserve">AU: </w:t>
+          </w:r>
+          <w:r>
+            <w:rPr>
+              <w:b/>
+              <w:lang w:val="fr-BE"/>
+            </w:rPr>
+            <w:t>2</w:t>
+          </w:r>
+          <w:r>
+            <w:rPr>
+              <w:b/>
+              <w:lang w:val="fr-BE"/>
+            </w:rPr>
+            <w:t>0</w:t>
+          </w:r>
+          <w:r>
+            <w:rPr>
+              <w:b/>
+              <w:lang w:val="fr-BE"/>
+            </w:rPr>
+            <w:t>25</w:t>
+          </w:r>
+          <w:r>
+            <w:rPr>
+              <w:b/>
+              <w:lang w:val="fr-BE"/>
+            </w:rPr>
+            <w:t>/20</w:t>
+          </w:r>
+          <w:r>
+            <w:rPr>
+              <w:b/>
+              <w:lang w:val="fr-BE"/>
+            </w:rPr>
+            <w:t>26</w:t>
           </w:r>
         </w:p>
       </w:tc>
@@ -1238,6 +3007,1167 @@
     </w:pPr>
   </w:p>
 </w:hdr>
+</file>
+
+<file path=word/numbering.xml><?xml version="1.0" encoding="utf-8"?>
+<w:numbering xmlns:wpc="http://schemas.microsoft.com/office/word/2010/wordprocessingCanvas" xmlns:cx="http://schemas.microsoft.com/office/drawing/2014/chartex" xmlns:cx1="http://schemas.microsoft.com/office/drawing/2015/9/8/chartex" xmlns:mc="http://schemas.openxmlformats.org/markup-compatibility/2006" xmlns:o="urn:schemas-microsoft-com:office:office" xmlns:r="http://schemas.openxmlformats.org/officeDocument/2006/relationships" xmlns:m="http://schemas.openxmlformats.org/officeDocument/2006/math" xmlns:v="urn:schemas-microsoft-com:vml" xmlns:wp14="http://schemas.microsoft.com/office/word/2010/wordprocessingDrawing" xmlns:wp="http://schemas.openxmlformats.org/drawingml/2006/wordprocessingDrawing" xmlns:w10="urn:schemas-microsoft-com:office:word" xmlns:w="http://schemas.openxmlformats.org/wordprocessingml/2006/main" xmlns:w14="http://schemas.microsoft.com/office/word/2010/wordml" xmlns:w15="http://schemas.microsoft.com/office/word/2012/wordml" xmlns:w16se="http://schemas.microsoft.com/office/word/2015/wordml/symex" xmlns:wpg="http://schemas.microsoft.com/office/word/2010/wordprocessingGroup" xmlns:wpi="http://schemas.microsoft.com/office/word/2010/wordprocessingInk" xmlns:wne="http://schemas.microsoft.com/office/word/2006/wordml" xmlns:wps="http://schemas.microsoft.com/office/word/2010/wordprocessingShape" mc:Ignorable="w14 w15 w16se wp14">
+  <w:abstractNum w:abstractNumId="0" w15:restartNumberingAfterBreak="0">
+    <w:nsid w:val="0EB320D7"/>
+    <w:multiLevelType w:val="multilevel"/>
+    <w:tmpl w:val="FFF4DF4E"/>
+    <w:lvl w:ilvl="0">
+      <w:start w:val="1"/>
+      <w:numFmt w:val="bullet"/>
+      <w:lvlText w:val=""/>
+      <w:lvlJc w:val="left"/>
+      <w:pPr>
+        <w:tabs>
+          <w:tab w:val="num" w:pos="720"/>
+        </w:tabs>
+        <w:ind w:left="720" w:hanging="360"/>
+      </w:pPr>
+      <w:rPr>
+        <w:rFonts w:ascii="Symbol" w:hAnsi="Symbol" w:hint="default"/>
+        <w:sz w:val="20"/>
+      </w:rPr>
+    </w:lvl>
+    <w:lvl w:ilvl="1" w:tentative="1">
+      <w:start w:val="1"/>
+      <w:numFmt w:val="bullet"/>
+      <w:lvlText w:val="o"/>
+      <w:lvlJc w:val="left"/>
+      <w:pPr>
+        <w:tabs>
+          <w:tab w:val="num" w:pos="1440"/>
+        </w:tabs>
+        <w:ind w:left="1440" w:hanging="360"/>
+      </w:pPr>
+      <w:rPr>
+        <w:rFonts w:ascii="Courier New" w:hAnsi="Courier New" w:hint="default"/>
+        <w:sz w:val="20"/>
+      </w:rPr>
+    </w:lvl>
+    <w:lvl w:ilvl="2" w:tentative="1">
+      <w:start w:val="1"/>
+      <w:numFmt w:val="bullet"/>
+      <w:lvlText w:val=""/>
+      <w:lvlJc w:val="left"/>
+      <w:pPr>
+        <w:tabs>
+          <w:tab w:val="num" w:pos="2160"/>
+        </w:tabs>
+        <w:ind w:left="2160" w:hanging="360"/>
+      </w:pPr>
+      <w:rPr>
+        <w:rFonts w:ascii="Wingdings" w:hAnsi="Wingdings" w:hint="default"/>
+        <w:sz w:val="20"/>
+      </w:rPr>
+    </w:lvl>
+    <w:lvl w:ilvl="3" w:tentative="1">
+      <w:start w:val="1"/>
+      <w:numFmt w:val="bullet"/>
+      <w:lvlText w:val=""/>
+      <w:lvlJc w:val="left"/>
+      <w:pPr>
+        <w:tabs>
+          <w:tab w:val="num" w:pos="2880"/>
+        </w:tabs>
+        <w:ind w:left="2880" w:hanging="360"/>
+      </w:pPr>
+      <w:rPr>
+        <w:rFonts w:ascii="Wingdings" w:hAnsi="Wingdings" w:hint="default"/>
+        <w:sz w:val="20"/>
+      </w:rPr>
+    </w:lvl>
+    <w:lvl w:ilvl="4" w:tentative="1">
+      <w:start w:val="1"/>
+      <w:numFmt w:val="bullet"/>
+      <w:lvlText w:val=""/>
+      <w:lvlJc w:val="left"/>
+      <w:pPr>
+        <w:tabs>
+          <w:tab w:val="num" w:pos="3600"/>
+        </w:tabs>
+        <w:ind w:left="3600" w:hanging="360"/>
+      </w:pPr>
+      <w:rPr>
+        <w:rFonts w:ascii="Wingdings" w:hAnsi="Wingdings" w:hint="default"/>
+        <w:sz w:val="20"/>
+      </w:rPr>
+    </w:lvl>
+    <w:lvl w:ilvl="5" w:tentative="1">
+      <w:start w:val="1"/>
+      <w:numFmt w:val="bullet"/>
+      <w:lvlText w:val=""/>
+      <w:lvlJc w:val="left"/>
+      <w:pPr>
+        <w:tabs>
+          <w:tab w:val="num" w:pos="4320"/>
+        </w:tabs>
+        <w:ind w:left="4320" w:hanging="360"/>
+      </w:pPr>
+      <w:rPr>
+        <w:rFonts w:ascii="Wingdings" w:hAnsi="Wingdings" w:hint="default"/>
+        <w:sz w:val="20"/>
+      </w:rPr>
+    </w:lvl>
+    <w:lvl w:ilvl="6" w:tentative="1">
+      <w:start w:val="1"/>
+      <w:numFmt w:val="bullet"/>
+      <w:lvlText w:val=""/>
+      <w:lvlJc w:val="left"/>
+      <w:pPr>
+        <w:tabs>
+          <w:tab w:val="num" w:pos="5040"/>
+        </w:tabs>
+        <w:ind w:left="5040" w:hanging="360"/>
+      </w:pPr>
+      <w:rPr>
+        <w:rFonts w:ascii="Wingdings" w:hAnsi="Wingdings" w:hint="default"/>
+        <w:sz w:val="20"/>
+      </w:rPr>
+    </w:lvl>
+    <w:lvl w:ilvl="7" w:tentative="1">
+      <w:start w:val="1"/>
+      <w:numFmt w:val="bullet"/>
+      <w:lvlText w:val=""/>
+      <w:lvlJc w:val="left"/>
+      <w:pPr>
+        <w:tabs>
+          <w:tab w:val="num" w:pos="5760"/>
+        </w:tabs>
+        <w:ind w:left="5760" w:hanging="360"/>
+      </w:pPr>
+      <w:rPr>
+        <w:rFonts w:ascii="Wingdings" w:hAnsi="Wingdings" w:hint="default"/>
+        <w:sz w:val="20"/>
+      </w:rPr>
+    </w:lvl>
+    <w:lvl w:ilvl="8" w:tentative="1">
+      <w:start w:val="1"/>
+      <w:numFmt w:val="bullet"/>
+      <w:lvlText w:val=""/>
+      <w:lvlJc w:val="left"/>
+      <w:pPr>
+        <w:tabs>
+          <w:tab w:val="num" w:pos="6480"/>
+        </w:tabs>
+        <w:ind w:left="6480" w:hanging="360"/>
+      </w:pPr>
+      <w:rPr>
+        <w:rFonts w:ascii="Wingdings" w:hAnsi="Wingdings" w:hint="default"/>
+        <w:sz w:val="20"/>
+      </w:rPr>
+    </w:lvl>
+  </w:abstractNum>
+  <w:abstractNum w:abstractNumId="1" w15:restartNumberingAfterBreak="0">
+    <w:nsid w:val="146E771F"/>
+    <w:multiLevelType w:val="multilevel"/>
+    <w:tmpl w:val="BA1C35CE"/>
+    <w:lvl w:ilvl="0">
+      <w:start w:val="1"/>
+      <w:numFmt w:val="bullet"/>
+      <w:lvlText w:val=""/>
+      <w:lvlJc w:val="left"/>
+      <w:pPr>
+        <w:tabs>
+          <w:tab w:val="num" w:pos="720"/>
+        </w:tabs>
+        <w:ind w:left="720" w:hanging="360"/>
+      </w:pPr>
+      <w:rPr>
+        <w:rFonts w:ascii="Symbol" w:hAnsi="Symbol" w:hint="default"/>
+        <w:sz w:val="20"/>
+      </w:rPr>
+    </w:lvl>
+    <w:lvl w:ilvl="1">
+      <w:start w:val="1"/>
+      <w:numFmt w:val="bullet"/>
+      <w:lvlText w:val="o"/>
+      <w:lvlJc w:val="left"/>
+      <w:pPr>
+        <w:tabs>
+          <w:tab w:val="num" w:pos="1440"/>
+        </w:tabs>
+        <w:ind w:left="1440" w:hanging="360"/>
+      </w:pPr>
+      <w:rPr>
+        <w:rFonts w:ascii="Courier New" w:hAnsi="Courier New" w:hint="default"/>
+        <w:sz w:val="20"/>
+      </w:rPr>
+    </w:lvl>
+    <w:lvl w:ilvl="2" w:tentative="1">
+      <w:start w:val="1"/>
+      <w:numFmt w:val="bullet"/>
+      <w:lvlText w:val=""/>
+      <w:lvlJc w:val="left"/>
+      <w:pPr>
+        <w:tabs>
+          <w:tab w:val="num" w:pos="2160"/>
+        </w:tabs>
+        <w:ind w:left="2160" w:hanging="360"/>
+      </w:pPr>
+      <w:rPr>
+        <w:rFonts w:ascii="Wingdings" w:hAnsi="Wingdings" w:hint="default"/>
+        <w:sz w:val="20"/>
+      </w:rPr>
+    </w:lvl>
+    <w:lvl w:ilvl="3" w:tentative="1">
+      <w:start w:val="1"/>
+      <w:numFmt w:val="bullet"/>
+      <w:lvlText w:val=""/>
+      <w:lvlJc w:val="left"/>
+      <w:pPr>
+        <w:tabs>
+          <w:tab w:val="num" w:pos="2880"/>
+        </w:tabs>
+        <w:ind w:left="2880" w:hanging="360"/>
+      </w:pPr>
+      <w:rPr>
+        <w:rFonts w:ascii="Wingdings" w:hAnsi="Wingdings" w:hint="default"/>
+        <w:sz w:val="20"/>
+      </w:rPr>
+    </w:lvl>
+    <w:lvl w:ilvl="4" w:tentative="1">
+      <w:start w:val="1"/>
+      <w:numFmt w:val="bullet"/>
+      <w:lvlText w:val=""/>
+      <w:lvlJc w:val="left"/>
+      <w:pPr>
+        <w:tabs>
+          <w:tab w:val="num" w:pos="3600"/>
+        </w:tabs>
+        <w:ind w:left="3600" w:hanging="360"/>
+      </w:pPr>
+      <w:rPr>
+        <w:rFonts w:ascii="Wingdings" w:hAnsi="Wingdings" w:hint="default"/>
+        <w:sz w:val="20"/>
+      </w:rPr>
+    </w:lvl>
+    <w:lvl w:ilvl="5" w:tentative="1">
+      <w:start w:val="1"/>
+      <w:numFmt w:val="bullet"/>
+      <w:lvlText w:val=""/>
+      <w:lvlJc w:val="left"/>
+      <w:pPr>
+        <w:tabs>
+          <w:tab w:val="num" w:pos="4320"/>
+        </w:tabs>
+        <w:ind w:left="4320" w:hanging="360"/>
+      </w:pPr>
+      <w:rPr>
+        <w:rFonts w:ascii="Wingdings" w:hAnsi="Wingdings" w:hint="default"/>
+        <w:sz w:val="20"/>
+      </w:rPr>
+    </w:lvl>
+    <w:lvl w:ilvl="6" w:tentative="1">
+      <w:start w:val="1"/>
+      <w:numFmt w:val="bullet"/>
+      <w:lvlText w:val=""/>
+      <w:lvlJc w:val="left"/>
+      <w:pPr>
+        <w:tabs>
+          <w:tab w:val="num" w:pos="5040"/>
+        </w:tabs>
+        <w:ind w:left="5040" w:hanging="360"/>
+      </w:pPr>
+      <w:rPr>
+        <w:rFonts w:ascii="Wingdings" w:hAnsi="Wingdings" w:hint="default"/>
+        <w:sz w:val="20"/>
+      </w:rPr>
+    </w:lvl>
+    <w:lvl w:ilvl="7" w:tentative="1">
+      <w:start w:val="1"/>
+      <w:numFmt w:val="bullet"/>
+      <w:lvlText w:val=""/>
+      <w:lvlJc w:val="left"/>
+      <w:pPr>
+        <w:tabs>
+          <w:tab w:val="num" w:pos="5760"/>
+        </w:tabs>
+        <w:ind w:left="5760" w:hanging="360"/>
+      </w:pPr>
+      <w:rPr>
+        <w:rFonts w:ascii="Wingdings" w:hAnsi="Wingdings" w:hint="default"/>
+        <w:sz w:val="20"/>
+      </w:rPr>
+    </w:lvl>
+    <w:lvl w:ilvl="8" w:tentative="1">
+      <w:start w:val="1"/>
+      <w:numFmt w:val="bullet"/>
+      <w:lvlText w:val=""/>
+      <w:lvlJc w:val="left"/>
+      <w:pPr>
+        <w:tabs>
+          <w:tab w:val="num" w:pos="6480"/>
+        </w:tabs>
+        <w:ind w:left="6480" w:hanging="360"/>
+      </w:pPr>
+      <w:rPr>
+        <w:rFonts w:ascii="Wingdings" w:hAnsi="Wingdings" w:hint="default"/>
+        <w:sz w:val="20"/>
+      </w:rPr>
+    </w:lvl>
+  </w:abstractNum>
+  <w:abstractNum w:abstractNumId="2" w15:restartNumberingAfterBreak="0">
+    <w:nsid w:val="16574BCF"/>
+    <w:multiLevelType w:val="multilevel"/>
+    <w:tmpl w:val="27985944"/>
+    <w:lvl w:ilvl="0">
+      <w:start w:val="1"/>
+      <w:numFmt w:val="bullet"/>
+      <w:lvlText w:val=""/>
+      <w:lvlJc w:val="left"/>
+      <w:pPr>
+        <w:tabs>
+          <w:tab w:val="num" w:pos="720"/>
+        </w:tabs>
+        <w:ind w:left="720" w:hanging="360"/>
+      </w:pPr>
+      <w:rPr>
+        <w:rFonts w:ascii="Symbol" w:hAnsi="Symbol" w:hint="default"/>
+        <w:sz w:val="20"/>
+      </w:rPr>
+    </w:lvl>
+    <w:lvl w:ilvl="1" w:tentative="1">
+      <w:start w:val="1"/>
+      <w:numFmt w:val="bullet"/>
+      <w:lvlText w:val="o"/>
+      <w:lvlJc w:val="left"/>
+      <w:pPr>
+        <w:tabs>
+          <w:tab w:val="num" w:pos="1440"/>
+        </w:tabs>
+        <w:ind w:left="1440" w:hanging="360"/>
+      </w:pPr>
+      <w:rPr>
+        <w:rFonts w:ascii="Courier New" w:hAnsi="Courier New" w:hint="default"/>
+        <w:sz w:val="20"/>
+      </w:rPr>
+    </w:lvl>
+    <w:lvl w:ilvl="2" w:tentative="1">
+      <w:start w:val="1"/>
+      <w:numFmt w:val="bullet"/>
+      <w:lvlText w:val=""/>
+      <w:lvlJc w:val="left"/>
+      <w:pPr>
+        <w:tabs>
+          <w:tab w:val="num" w:pos="2160"/>
+        </w:tabs>
+        <w:ind w:left="2160" w:hanging="360"/>
+      </w:pPr>
+      <w:rPr>
+        <w:rFonts w:ascii="Wingdings" w:hAnsi="Wingdings" w:hint="default"/>
+        <w:sz w:val="20"/>
+      </w:rPr>
+    </w:lvl>
+    <w:lvl w:ilvl="3" w:tentative="1">
+      <w:start w:val="1"/>
+      <w:numFmt w:val="bullet"/>
+      <w:lvlText w:val=""/>
+      <w:lvlJc w:val="left"/>
+      <w:pPr>
+        <w:tabs>
+          <w:tab w:val="num" w:pos="2880"/>
+        </w:tabs>
+        <w:ind w:left="2880" w:hanging="360"/>
+      </w:pPr>
+      <w:rPr>
+        <w:rFonts w:ascii="Wingdings" w:hAnsi="Wingdings" w:hint="default"/>
+        <w:sz w:val="20"/>
+      </w:rPr>
+    </w:lvl>
+    <w:lvl w:ilvl="4" w:tentative="1">
+      <w:start w:val="1"/>
+      <w:numFmt w:val="bullet"/>
+      <w:lvlText w:val=""/>
+      <w:lvlJc w:val="left"/>
+      <w:pPr>
+        <w:tabs>
+          <w:tab w:val="num" w:pos="3600"/>
+        </w:tabs>
+        <w:ind w:left="3600" w:hanging="360"/>
+      </w:pPr>
+      <w:rPr>
+        <w:rFonts w:ascii="Wingdings" w:hAnsi="Wingdings" w:hint="default"/>
+        <w:sz w:val="20"/>
+      </w:rPr>
+    </w:lvl>
+    <w:lvl w:ilvl="5" w:tentative="1">
+      <w:start w:val="1"/>
+      <w:numFmt w:val="bullet"/>
+      <w:lvlText w:val=""/>
+      <w:lvlJc w:val="left"/>
+      <w:pPr>
+        <w:tabs>
+          <w:tab w:val="num" w:pos="4320"/>
+        </w:tabs>
+        <w:ind w:left="4320" w:hanging="360"/>
+      </w:pPr>
+      <w:rPr>
+        <w:rFonts w:ascii="Wingdings" w:hAnsi="Wingdings" w:hint="default"/>
+        <w:sz w:val="20"/>
+      </w:rPr>
+    </w:lvl>
+    <w:lvl w:ilvl="6" w:tentative="1">
+      <w:start w:val="1"/>
+      <w:numFmt w:val="bullet"/>
+      <w:lvlText w:val=""/>
+      <w:lvlJc w:val="left"/>
+      <w:pPr>
+        <w:tabs>
+          <w:tab w:val="num" w:pos="5040"/>
+        </w:tabs>
+        <w:ind w:left="5040" w:hanging="360"/>
+      </w:pPr>
+      <w:rPr>
+        <w:rFonts w:ascii="Wingdings" w:hAnsi="Wingdings" w:hint="default"/>
+        <w:sz w:val="20"/>
+      </w:rPr>
+    </w:lvl>
+    <w:lvl w:ilvl="7" w:tentative="1">
+      <w:start w:val="1"/>
+      <w:numFmt w:val="bullet"/>
+      <w:lvlText w:val=""/>
+      <w:lvlJc w:val="left"/>
+      <w:pPr>
+        <w:tabs>
+          <w:tab w:val="num" w:pos="5760"/>
+        </w:tabs>
+        <w:ind w:left="5760" w:hanging="360"/>
+      </w:pPr>
+      <w:rPr>
+        <w:rFonts w:ascii="Wingdings" w:hAnsi="Wingdings" w:hint="default"/>
+        <w:sz w:val="20"/>
+      </w:rPr>
+    </w:lvl>
+    <w:lvl w:ilvl="8" w:tentative="1">
+      <w:start w:val="1"/>
+      <w:numFmt w:val="bullet"/>
+      <w:lvlText w:val=""/>
+      <w:lvlJc w:val="left"/>
+      <w:pPr>
+        <w:tabs>
+          <w:tab w:val="num" w:pos="6480"/>
+        </w:tabs>
+        <w:ind w:left="6480" w:hanging="360"/>
+      </w:pPr>
+      <w:rPr>
+        <w:rFonts w:ascii="Wingdings" w:hAnsi="Wingdings" w:hint="default"/>
+        <w:sz w:val="20"/>
+      </w:rPr>
+    </w:lvl>
+  </w:abstractNum>
+  <w:abstractNum w:abstractNumId="3" w15:restartNumberingAfterBreak="0">
+    <w:nsid w:val="2D554CAE"/>
+    <w:multiLevelType w:val="hybridMultilevel"/>
+    <w:tmpl w:val="331E626A"/>
+    <w:lvl w:ilvl="0" w:tplc="183E69CC">
+      <w:start w:val="1"/>
+      <w:numFmt w:val="decimal"/>
+      <w:lvlText w:val="%1-"/>
+      <w:lvlJc w:val="left"/>
+      <w:pPr>
+        <w:ind w:left="720" w:hanging="360"/>
+      </w:pPr>
+      <w:rPr>
+        <w:rFonts w:hint="default"/>
+      </w:rPr>
+    </w:lvl>
+    <w:lvl w:ilvl="1" w:tplc="04070019" w:tentative="1">
+      <w:start w:val="1"/>
+      <w:numFmt w:val="lowerLetter"/>
+      <w:lvlText w:val="%2."/>
+      <w:lvlJc w:val="left"/>
+      <w:pPr>
+        <w:ind w:left="1440" w:hanging="360"/>
+      </w:pPr>
+    </w:lvl>
+    <w:lvl w:ilvl="2" w:tplc="0407001B" w:tentative="1">
+      <w:start w:val="1"/>
+      <w:numFmt w:val="lowerRoman"/>
+      <w:lvlText w:val="%3."/>
+      <w:lvlJc w:val="right"/>
+      <w:pPr>
+        <w:ind w:left="2160" w:hanging="180"/>
+      </w:pPr>
+    </w:lvl>
+    <w:lvl w:ilvl="3" w:tplc="0407000F" w:tentative="1">
+      <w:start w:val="1"/>
+      <w:numFmt w:val="decimal"/>
+      <w:lvlText w:val="%4."/>
+      <w:lvlJc w:val="left"/>
+      <w:pPr>
+        <w:ind w:left="2880" w:hanging="360"/>
+      </w:pPr>
+    </w:lvl>
+    <w:lvl w:ilvl="4" w:tplc="04070019" w:tentative="1">
+      <w:start w:val="1"/>
+      <w:numFmt w:val="lowerLetter"/>
+      <w:lvlText w:val="%5."/>
+      <w:lvlJc w:val="left"/>
+      <w:pPr>
+        <w:ind w:left="3600" w:hanging="360"/>
+      </w:pPr>
+    </w:lvl>
+    <w:lvl w:ilvl="5" w:tplc="0407001B" w:tentative="1">
+      <w:start w:val="1"/>
+      <w:numFmt w:val="lowerRoman"/>
+      <w:lvlText w:val="%6."/>
+      <w:lvlJc w:val="right"/>
+      <w:pPr>
+        <w:ind w:left="4320" w:hanging="180"/>
+      </w:pPr>
+    </w:lvl>
+    <w:lvl w:ilvl="6" w:tplc="0407000F" w:tentative="1">
+      <w:start w:val="1"/>
+      <w:numFmt w:val="decimal"/>
+      <w:lvlText w:val="%7."/>
+      <w:lvlJc w:val="left"/>
+      <w:pPr>
+        <w:ind w:left="5040" w:hanging="360"/>
+      </w:pPr>
+    </w:lvl>
+    <w:lvl w:ilvl="7" w:tplc="04070019" w:tentative="1">
+      <w:start w:val="1"/>
+      <w:numFmt w:val="lowerLetter"/>
+      <w:lvlText w:val="%8."/>
+      <w:lvlJc w:val="left"/>
+      <w:pPr>
+        <w:ind w:left="5760" w:hanging="360"/>
+      </w:pPr>
+    </w:lvl>
+    <w:lvl w:ilvl="8" w:tplc="0407001B" w:tentative="1">
+      <w:start w:val="1"/>
+      <w:numFmt w:val="lowerRoman"/>
+      <w:lvlText w:val="%9."/>
+      <w:lvlJc w:val="right"/>
+      <w:pPr>
+        <w:ind w:left="6480" w:hanging="180"/>
+      </w:pPr>
+    </w:lvl>
+  </w:abstractNum>
+  <w:abstractNum w:abstractNumId="4" w15:restartNumberingAfterBreak="0">
+    <w:nsid w:val="43210827"/>
+    <w:multiLevelType w:val="multilevel"/>
+    <w:tmpl w:val="F642F2DA"/>
+    <w:lvl w:ilvl="0">
+      <w:start w:val="1"/>
+      <w:numFmt w:val="bullet"/>
+      <w:lvlText w:val=""/>
+      <w:lvlJc w:val="left"/>
+      <w:pPr>
+        <w:tabs>
+          <w:tab w:val="num" w:pos="720"/>
+        </w:tabs>
+        <w:ind w:left="720" w:hanging="360"/>
+      </w:pPr>
+      <w:rPr>
+        <w:rFonts w:ascii="Symbol" w:hAnsi="Symbol" w:hint="default"/>
+        <w:sz w:val="20"/>
+      </w:rPr>
+    </w:lvl>
+    <w:lvl w:ilvl="1" w:tentative="1">
+      <w:start w:val="1"/>
+      <w:numFmt w:val="bullet"/>
+      <w:lvlText w:val="o"/>
+      <w:lvlJc w:val="left"/>
+      <w:pPr>
+        <w:tabs>
+          <w:tab w:val="num" w:pos="1440"/>
+        </w:tabs>
+        <w:ind w:left="1440" w:hanging="360"/>
+      </w:pPr>
+      <w:rPr>
+        <w:rFonts w:ascii="Courier New" w:hAnsi="Courier New" w:hint="default"/>
+        <w:sz w:val="20"/>
+      </w:rPr>
+    </w:lvl>
+    <w:lvl w:ilvl="2" w:tentative="1">
+      <w:start w:val="1"/>
+      <w:numFmt w:val="bullet"/>
+      <w:lvlText w:val=""/>
+      <w:lvlJc w:val="left"/>
+      <w:pPr>
+        <w:tabs>
+          <w:tab w:val="num" w:pos="2160"/>
+        </w:tabs>
+        <w:ind w:left="2160" w:hanging="360"/>
+      </w:pPr>
+      <w:rPr>
+        <w:rFonts w:ascii="Wingdings" w:hAnsi="Wingdings" w:hint="default"/>
+        <w:sz w:val="20"/>
+      </w:rPr>
+    </w:lvl>
+    <w:lvl w:ilvl="3" w:tentative="1">
+      <w:start w:val="1"/>
+      <w:numFmt w:val="bullet"/>
+      <w:lvlText w:val=""/>
+      <w:lvlJc w:val="left"/>
+      <w:pPr>
+        <w:tabs>
+          <w:tab w:val="num" w:pos="2880"/>
+        </w:tabs>
+        <w:ind w:left="2880" w:hanging="360"/>
+      </w:pPr>
+      <w:rPr>
+        <w:rFonts w:ascii="Wingdings" w:hAnsi="Wingdings" w:hint="default"/>
+        <w:sz w:val="20"/>
+      </w:rPr>
+    </w:lvl>
+    <w:lvl w:ilvl="4" w:tentative="1">
+      <w:start w:val="1"/>
+      <w:numFmt w:val="bullet"/>
+      <w:lvlText w:val=""/>
+      <w:lvlJc w:val="left"/>
+      <w:pPr>
+        <w:tabs>
+          <w:tab w:val="num" w:pos="3600"/>
+        </w:tabs>
+        <w:ind w:left="3600" w:hanging="360"/>
+      </w:pPr>
+      <w:rPr>
+        <w:rFonts w:ascii="Wingdings" w:hAnsi="Wingdings" w:hint="default"/>
+        <w:sz w:val="20"/>
+      </w:rPr>
+    </w:lvl>
+    <w:lvl w:ilvl="5" w:tentative="1">
+      <w:start w:val="1"/>
+      <w:numFmt w:val="bullet"/>
+      <w:lvlText w:val=""/>
+      <w:lvlJc w:val="left"/>
+      <w:pPr>
+        <w:tabs>
+          <w:tab w:val="num" w:pos="4320"/>
+        </w:tabs>
+        <w:ind w:left="4320" w:hanging="360"/>
+      </w:pPr>
+      <w:rPr>
+        <w:rFonts w:ascii="Wingdings" w:hAnsi="Wingdings" w:hint="default"/>
+        <w:sz w:val="20"/>
+      </w:rPr>
+    </w:lvl>
+    <w:lvl w:ilvl="6" w:tentative="1">
+      <w:start w:val="1"/>
+      <w:numFmt w:val="bullet"/>
+      <w:lvlText w:val=""/>
+      <w:lvlJc w:val="left"/>
+      <w:pPr>
+        <w:tabs>
+          <w:tab w:val="num" w:pos="5040"/>
+        </w:tabs>
+        <w:ind w:left="5040" w:hanging="360"/>
+      </w:pPr>
+      <w:rPr>
+        <w:rFonts w:ascii="Wingdings" w:hAnsi="Wingdings" w:hint="default"/>
+        <w:sz w:val="20"/>
+      </w:rPr>
+    </w:lvl>
+    <w:lvl w:ilvl="7" w:tentative="1">
+      <w:start w:val="1"/>
+      <w:numFmt w:val="bullet"/>
+      <w:lvlText w:val=""/>
+      <w:lvlJc w:val="left"/>
+      <w:pPr>
+        <w:tabs>
+          <w:tab w:val="num" w:pos="5760"/>
+        </w:tabs>
+        <w:ind w:left="5760" w:hanging="360"/>
+      </w:pPr>
+      <w:rPr>
+        <w:rFonts w:ascii="Wingdings" w:hAnsi="Wingdings" w:hint="default"/>
+        <w:sz w:val="20"/>
+      </w:rPr>
+    </w:lvl>
+    <w:lvl w:ilvl="8" w:tentative="1">
+      <w:start w:val="1"/>
+      <w:numFmt w:val="bullet"/>
+      <w:lvlText w:val=""/>
+      <w:lvlJc w:val="left"/>
+      <w:pPr>
+        <w:tabs>
+          <w:tab w:val="num" w:pos="6480"/>
+        </w:tabs>
+        <w:ind w:left="6480" w:hanging="360"/>
+      </w:pPr>
+      <w:rPr>
+        <w:rFonts w:ascii="Wingdings" w:hAnsi="Wingdings" w:hint="default"/>
+        <w:sz w:val="20"/>
+      </w:rPr>
+    </w:lvl>
+  </w:abstractNum>
+  <w:abstractNum w:abstractNumId="5" w15:restartNumberingAfterBreak="0">
+    <w:nsid w:val="606269FD"/>
+    <w:multiLevelType w:val="multilevel"/>
+    <w:tmpl w:val="BA1C35CE"/>
+    <w:lvl w:ilvl="0">
+      <w:start w:val="1"/>
+      <w:numFmt w:val="bullet"/>
+      <w:lvlText w:val=""/>
+      <w:lvlJc w:val="left"/>
+      <w:pPr>
+        <w:tabs>
+          <w:tab w:val="num" w:pos="720"/>
+        </w:tabs>
+        <w:ind w:left="720" w:hanging="360"/>
+      </w:pPr>
+      <w:rPr>
+        <w:rFonts w:ascii="Symbol" w:hAnsi="Symbol" w:hint="default"/>
+        <w:sz w:val="20"/>
+      </w:rPr>
+    </w:lvl>
+    <w:lvl w:ilvl="1" w:tentative="1">
+      <w:start w:val="1"/>
+      <w:numFmt w:val="bullet"/>
+      <w:lvlText w:val="o"/>
+      <w:lvlJc w:val="left"/>
+      <w:pPr>
+        <w:tabs>
+          <w:tab w:val="num" w:pos="1440"/>
+        </w:tabs>
+        <w:ind w:left="1440" w:hanging="360"/>
+      </w:pPr>
+      <w:rPr>
+        <w:rFonts w:ascii="Courier New" w:hAnsi="Courier New" w:hint="default"/>
+        <w:sz w:val="20"/>
+      </w:rPr>
+    </w:lvl>
+    <w:lvl w:ilvl="2" w:tentative="1">
+      <w:start w:val="1"/>
+      <w:numFmt w:val="bullet"/>
+      <w:lvlText w:val=""/>
+      <w:lvlJc w:val="left"/>
+      <w:pPr>
+        <w:tabs>
+          <w:tab w:val="num" w:pos="2160"/>
+        </w:tabs>
+        <w:ind w:left="2160" w:hanging="360"/>
+      </w:pPr>
+      <w:rPr>
+        <w:rFonts w:ascii="Wingdings" w:hAnsi="Wingdings" w:hint="default"/>
+        <w:sz w:val="20"/>
+      </w:rPr>
+    </w:lvl>
+    <w:lvl w:ilvl="3" w:tentative="1">
+      <w:start w:val="1"/>
+      <w:numFmt w:val="bullet"/>
+      <w:lvlText w:val=""/>
+      <w:lvlJc w:val="left"/>
+      <w:pPr>
+        <w:tabs>
+          <w:tab w:val="num" w:pos="2880"/>
+        </w:tabs>
+        <w:ind w:left="2880" w:hanging="360"/>
+      </w:pPr>
+      <w:rPr>
+        <w:rFonts w:ascii="Wingdings" w:hAnsi="Wingdings" w:hint="default"/>
+        <w:sz w:val="20"/>
+      </w:rPr>
+    </w:lvl>
+    <w:lvl w:ilvl="4" w:tentative="1">
+      <w:start w:val="1"/>
+      <w:numFmt w:val="bullet"/>
+      <w:lvlText w:val=""/>
+      <w:lvlJc w:val="left"/>
+      <w:pPr>
+        <w:tabs>
+          <w:tab w:val="num" w:pos="3600"/>
+        </w:tabs>
+        <w:ind w:left="3600" w:hanging="360"/>
+      </w:pPr>
+      <w:rPr>
+        <w:rFonts w:ascii="Wingdings" w:hAnsi="Wingdings" w:hint="default"/>
+        <w:sz w:val="20"/>
+      </w:rPr>
+    </w:lvl>
+    <w:lvl w:ilvl="5" w:tentative="1">
+      <w:start w:val="1"/>
+      <w:numFmt w:val="bullet"/>
+      <w:lvlText w:val=""/>
+      <w:lvlJc w:val="left"/>
+      <w:pPr>
+        <w:tabs>
+          <w:tab w:val="num" w:pos="4320"/>
+        </w:tabs>
+        <w:ind w:left="4320" w:hanging="360"/>
+      </w:pPr>
+      <w:rPr>
+        <w:rFonts w:ascii="Wingdings" w:hAnsi="Wingdings" w:hint="default"/>
+        <w:sz w:val="20"/>
+      </w:rPr>
+    </w:lvl>
+    <w:lvl w:ilvl="6" w:tentative="1">
+      <w:start w:val="1"/>
+      <w:numFmt w:val="bullet"/>
+      <w:lvlText w:val=""/>
+      <w:lvlJc w:val="left"/>
+      <w:pPr>
+        <w:tabs>
+          <w:tab w:val="num" w:pos="5040"/>
+        </w:tabs>
+        <w:ind w:left="5040" w:hanging="360"/>
+      </w:pPr>
+      <w:rPr>
+        <w:rFonts w:ascii="Wingdings" w:hAnsi="Wingdings" w:hint="default"/>
+        <w:sz w:val="20"/>
+      </w:rPr>
+    </w:lvl>
+    <w:lvl w:ilvl="7" w:tentative="1">
+      <w:start w:val="1"/>
+      <w:numFmt w:val="bullet"/>
+      <w:lvlText w:val=""/>
+      <w:lvlJc w:val="left"/>
+      <w:pPr>
+        <w:tabs>
+          <w:tab w:val="num" w:pos="5760"/>
+        </w:tabs>
+        <w:ind w:left="5760" w:hanging="360"/>
+      </w:pPr>
+      <w:rPr>
+        <w:rFonts w:ascii="Wingdings" w:hAnsi="Wingdings" w:hint="default"/>
+        <w:sz w:val="20"/>
+      </w:rPr>
+    </w:lvl>
+    <w:lvl w:ilvl="8" w:tentative="1">
+      <w:start w:val="1"/>
+      <w:numFmt w:val="bullet"/>
+      <w:lvlText w:val=""/>
+      <w:lvlJc w:val="left"/>
+      <w:pPr>
+        <w:tabs>
+          <w:tab w:val="num" w:pos="6480"/>
+        </w:tabs>
+        <w:ind w:left="6480" w:hanging="360"/>
+      </w:pPr>
+      <w:rPr>
+        <w:rFonts w:ascii="Wingdings" w:hAnsi="Wingdings" w:hint="default"/>
+        <w:sz w:val="20"/>
+      </w:rPr>
+    </w:lvl>
+  </w:abstractNum>
+  <w:abstractNum w:abstractNumId="6" w15:restartNumberingAfterBreak="0">
+    <w:nsid w:val="79381C6C"/>
+    <w:multiLevelType w:val="multilevel"/>
+    <w:tmpl w:val="BA1C35CE"/>
+    <w:lvl w:ilvl="0">
+      <w:start w:val="1"/>
+      <w:numFmt w:val="bullet"/>
+      <w:lvlText w:val=""/>
+      <w:lvlJc w:val="left"/>
+      <w:pPr>
+        <w:tabs>
+          <w:tab w:val="num" w:pos="720"/>
+        </w:tabs>
+        <w:ind w:left="720" w:hanging="360"/>
+      </w:pPr>
+      <w:rPr>
+        <w:rFonts w:ascii="Symbol" w:hAnsi="Symbol" w:hint="default"/>
+        <w:sz w:val="20"/>
+      </w:rPr>
+    </w:lvl>
+    <w:lvl w:ilvl="1">
+      <w:start w:val="1"/>
+      <w:numFmt w:val="bullet"/>
+      <w:lvlText w:val="o"/>
+      <w:lvlJc w:val="left"/>
+      <w:pPr>
+        <w:tabs>
+          <w:tab w:val="num" w:pos="1440"/>
+        </w:tabs>
+        <w:ind w:left="1440" w:hanging="360"/>
+      </w:pPr>
+      <w:rPr>
+        <w:rFonts w:ascii="Courier New" w:hAnsi="Courier New" w:hint="default"/>
+        <w:sz w:val="20"/>
+      </w:rPr>
+    </w:lvl>
+    <w:lvl w:ilvl="2" w:tentative="1">
+      <w:start w:val="1"/>
+      <w:numFmt w:val="bullet"/>
+      <w:lvlText w:val=""/>
+      <w:lvlJc w:val="left"/>
+      <w:pPr>
+        <w:tabs>
+          <w:tab w:val="num" w:pos="2160"/>
+        </w:tabs>
+        <w:ind w:left="2160" w:hanging="360"/>
+      </w:pPr>
+      <w:rPr>
+        <w:rFonts w:ascii="Wingdings" w:hAnsi="Wingdings" w:hint="default"/>
+        <w:sz w:val="20"/>
+      </w:rPr>
+    </w:lvl>
+    <w:lvl w:ilvl="3" w:tentative="1">
+      <w:start w:val="1"/>
+      <w:numFmt w:val="bullet"/>
+      <w:lvlText w:val=""/>
+      <w:lvlJc w:val="left"/>
+      <w:pPr>
+        <w:tabs>
+          <w:tab w:val="num" w:pos="2880"/>
+        </w:tabs>
+        <w:ind w:left="2880" w:hanging="360"/>
+      </w:pPr>
+      <w:rPr>
+        <w:rFonts w:ascii="Wingdings" w:hAnsi="Wingdings" w:hint="default"/>
+        <w:sz w:val="20"/>
+      </w:rPr>
+    </w:lvl>
+    <w:lvl w:ilvl="4" w:tentative="1">
+      <w:start w:val="1"/>
+      <w:numFmt w:val="bullet"/>
+      <w:lvlText w:val=""/>
+      <w:lvlJc w:val="left"/>
+      <w:pPr>
+        <w:tabs>
+          <w:tab w:val="num" w:pos="3600"/>
+        </w:tabs>
+        <w:ind w:left="3600" w:hanging="360"/>
+      </w:pPr>
+      <w:rPr>
+        <w:rFonts w:ascii="Wingdings" w:hAnsi="Wingdings" w:hint="default"/>
+        <w:sz w:val="20"/>
+      </w:rPr>
+    </w:lvl>
+    <w:lvl w:ilvl="5" w:tentative="1">
+      <w:start w:val="1"/>
+      <w:numFmt w:val="bullet"/>
+      <w:lvlText w:val=""/>
+      <w:lvlJc w:val="left"/>
+      <w:pPr>
+        <w:tabs>
+          <w:tab w:val="num" w:pos="4320"/>
+        </w:tabs>
+        <w:ind w:left="4320" w:hanging="360"/>
+      </w:pPr>
+      <w:rPr>
+        <w:rFonts w:ascii="Wingdings" w:hAnsi="Wingdings" w:hint="default"/>
+        <w:sz w:val="20"/>
+      </w:rPr>
+    </w:lvl>
+    <w:lvl w:ilvl="6" w:tentative="1">
+      <w:start w:val="1"/>
+      <w:numFmt w:val="bullet"/>
+      <w:lvlText w:val=""/>
+      <w:lvlJc w:val="left"/>
+      <w:pPr>
+        <w:tabs>
+          <w:tab w:val="num" w:pos="5040"/>
+        </w:tabs>
+        <w:ind w:left="5040" w:hanging="360"/>
+      </w:pPr>
+      <w:rPr>
+        <w:rFonts w:ascii="Wingdings" w:hAnsi="Wingdings" w:hint="default"/>
+        <w:sz w:val="20"/>
+      </w:rPr>
+    </w:lvl>
+    <w:lvl w:ilvl="7" w:tentative="1">
+      <w:start w:val="1"/>
+      <w:numFmt w:val="bullet"/>
+      <w:lvlText w:val=""/>
+      <w:lvlJc w:val="left"/>
+      <w:pPr>
+        <w:tabs>
+          <w:tab w:val="num" w:pos="5760"/>
+        </w:tabs>
+        <w:ind w:left="5760" w:hanging="360"/>
+      </w:pPr>
+      <w:rPr>
+        <w:rFonts w:ascii="Wingdings" w:hAnsi="Wingdings" w:hint="default"/>
+        <w:sz w:val="20"/>
+      </w:rPr>
+    </w:lvl>
+    <w:lvl w:ilvl="8" w:tentative="1">
+      <w:start w:val="1"/>
+      <w:numFmt w:val="bullet"/>
+      <w:lvlText w:val=""/>
+      <w:lvlJc w:val="left"/>
+      <w:pPr>
+        <w:tabs>
+          <w:tab w:val="num" w:pos="6480"/>
+        </w:tabs>
+        <w:ind w:left="6480" w:hanging="360"/>
+      </w:pPr>
+      <w:rPr>
+        <w:rFonts w:ascii="Wingdings" w:hAnsi="Wingdings" w:hint="default"/>
+        <w:sz w:val="20"/>
+      </w:rPr>
+    </w:lvl>
+  </w:abstractNum>
+  <w:abstractNum w:abstractNumId="7" w15:restartNumberingAfterBreak="0">
+    <w:nsid w:val="7C800A50"/>
+    <w:multiLevelType w:val="multilevel"/>
+    <w:tmpl w:val="A588C0E8"/>
+    <w:lvl w:ilvl="0">
+      <w:start w:val="1"/>
+      <w:numFmt w:val="bullet"/>
+      <w:lvlText w:val=""/>
+      <w:lvlJc w:val="left"/>
+      <w:pPr>
+        <w:tabs>
+          <w:tab w:val="num" w:pos="720"/>
+        </w:tabs>
+        <w:ind w:left="720" w:hanging="360"/>
+      </w:pPr>
+      <w:rPr>
+        <w:rFonts w:ascii="Symbol" w:hAnsi="Symbol" w:hint="default"/>
+        <w:sz w:val="20"/>
+      </w:rPr>
+    </w:lvl>
+    <w:lvl w:ilvl="1" w:tentative="1">
+      <w:start w:val="1"/>
+      <w:numFmt w:val="bullet"/>
+      <w:lvlText w:val="o"/>
+      <w:lvlJc w:val="left"/>
+      <w:pPr>
+        <w:tabs>
+          <w:tab w:val="num" w:pos="1440"/>
+        </w:tabs>
+        <w:ind w:left="1440" w:hanging="360"/>
+      </w:pPr>
+      <w:rPr>
+        <w:rFonts w:ascii="Courier New" w:hAnsi="Courier New" w:hint="default"/>
+        <w:sz w:val="20"/>
+      </w:rPr>
+    </w:lvl>
+    <w:lvl w:ilvl="2" w:tentative="1">
+      <w:start w:val="1"/>
+      <w:numFmt w:val="bullet"/>
+      <w:lvlText w:val=""/>
+      <w:lvlJc w:val="left"/>
+      <w:pPr>
+        <w:tabs>
+          <w:tab w:val="num" w:pos="2160"/>
+        </w:tabs>
+        <w:ind w:left="2160" w:hanging="360"/>
+      </w:pPr>
+      <w:rPr>
+        <w:rFonts w:ascii="Wingdings" w:hAnsi="Wingdings" w:hint="default"/>
+        <w:sz w:val="20"/>
+      </w:rPr>
+    </w:lvl>
+    <w:lvl w:ilvl="3" w:tentative="1">
+      <w:start w:val="1"/>
+      <w:numFmt w:val="bullet"/>
+      <w:lvlText w:val=""/>
+      <w:lvlJc w:val="left"/>
+      <w:pPr>
+        <w:tabs>
+          <w:tab w:val="num" w:pos="2880"/>
+        </w:tabs>
+        <w:ind w:left="2880" w:hanging="360"/>
+      </w:pPr>
+      <w:rPr>
+        <w:rFonts w:ascii="Wingdings" w:hAnsi="Wingdings" w:hint="default"/>
+        <w:sz w:val="20"/>
+      </w:rPr>
+    </w:lvl>
+    <w:lvl w:ilvl="4" w:tentative="1">
+      <w:start w:val="1"/>
+      <w:numFmt w:val="bullet"/>
+      <w:lvlText w:val=""/>
+      <w:lvlJc w:val="left"/>
+      <w:pPr>
+        <w:tabs>
+          <w:tab w:val="num" w:pos="3600"/>
+        </w:tabs>
+        <w:ind w:left="3600" w:hanging="360"/>
+      </w:pPr>
+      <w:rPr>
+        <w:rFonts w:ascii="Wingdings" w:hAnsi="Wingdings" w:hint="default"/>
+        <w:sz w:val="20"/>
+      </w:rPr>
+    </w:lvl>
+    <w:lvl w:ilvl="5" w:tentative="1">
+      <w:start w:val="1"/>
+      <w:numFmt w:val="bullet"/>
+      <w:lvlText w:val=""/>
+      <w:lvlJc w:val="left"/>
+      <w:pPr>
+        <w:tabs>
+          <w:tab w:val="num" w:pos="4320"/>
+        </w:tabs>
+        <w:ind w:left="4320" w:hanging="360"/>
+      </w:pPr>
+      <w:rPr>
+        <w:rFonts w:ascii="Wingdings" w:hAnsi="Wingdings" w:hint="default"/>
+        <w:sz w:val="20"/>
+      </w:rPr>
+    </w:lvl>
+    <w:lvl w:ilvl="6" w:tentative="1">
+      <w:start w:val="1"/>
+      <w:numFmt w:val="bullet"/>
+      <w:lvlText w:val=""/>
+      <w:lvlJc w:val="left"/>
+      <w:pPr>
+        <w:tabs>
+          <w:tab w:val="num" w:pos="5040"/>
+        </w:tabs>
+        <w:ind w:left="5040" w:hanging="360"/>
+      </w:pPr>
+      <w:rPr>
+        <w:rFonts w:ascii="Wingdings" w:hAnsi="Wingdings" w:hint="default"/>
+        <w:sz w:val="20"/>
+      </w:rPr>
+    </w:lvl>
+    <w:lvl w:ilvl="7" w:tentative="1">
+      <w:start w:val="1"/>
+      <w:numFmt w:val="bullet"/>
+      <w:lvlText w:val=""/>
+      <w:lvlJc w:val="left"/>
+      <w:pPr>
+        <w:tabs>
+          <w:tab w:val="num" w:pos="5760"/>
+        </w:tabs>
+        <w:ind w:left="5760" w:hanging="360"/>
+      </w:pPr>
+      <w:rPr>
+        <w:rFonts w:ascii="Wingdings" w:hAnsi="Wingdings" w:hint="default"/>
+        <w:sz w:val="20"/>
+      </w:rPr>
+    </w:lvl>
+    <w:lvl w:ilvl="8" w:tentative="1">
+      <w:start w:val="1"/>
+      <w:numFmt w:val="bullet"/>
+      <w:lvlText w:val=""/>
+      <w:lvlJc w:val="left"/>
+      <w:pPr>
+        <w:tabs>
+          <w:tab w:val="num" w:pos="6480"/>
+        </w:tabs>
+        <w:ind w:left="6480" w:hanging="360"/>
+      </w:pPr>
+      <w:rPr>
+        <w:rFonts w:ascii="Wingdings" w:hAnsi="Wingdings" w:hint="default"/>
+        <w:sz w:val="20"/>
+      </w:rPr>
+    </w:lvl>
+  </w:abstractNum>
+  <w:num w:numId="1">
+    <w:abstractNumId w:val="3"/>
+  </w:num>
+  <w:num w:numId="2">
+    <w:abstractNumId w:val="5"/>
+  </w:num>
+  <w:num w:numId="3">
+    <w:abstractNumId w:val="4"/>
+  </w:num>
+  <w:num w:numId="4">
+    <w:abstractNumId w:val="0"/>
+  </w:num>
+  <w:num w:numId="5">
+    <w:abstractNumId w:val="2"/>
+  </w:num>
+  <w:num w:numId="6">
+    <w:abstractNumId w:val="7"/>
+  </w:num>
+  <w:num w:numId="7">
+    <w:abstractNumId w:val="6"/>
+  </w:num>
+  <w:num w:numId="8">
+    <w:abstractNumId w:val="1"/>
+  </w:num>
+</w:numbering>
 </file>
 
 <file path=word/styles.xml><?xml version="1.0" encoding="utf-8"?>
@@ -1634,6 +4564,46 @@
     <w:name w:val="Normal"/>
     <w:qFormat/>
   </w:style>
+  <w:style w:type="paragraph" w:styleId="Heading3">
+    <w:name w:val="heading 3"/>
+    <w:basedOn w:val="Normal"/>
+    <w:link w:val="Heading3Char"/>
+    <w:uiPriority w:val="9"/>
+    <w:qFormat/>
+    <w:rsid w:val="00837907"/>
+    <w:pPr>
+      <w:spacing w:before="100" w:beforeAutospacing="1" w:after="100" w:afterAutospacing="1" w:line="240" w:lineRule="auto"/>
+      <w:outlineLvl w:val="2"/>
+    </w:pPr>
+    <w:rPr>
+      <w:rFonts w:ascii="Times New Roman" w:eastAsia="Times New Roman" w:hAnsi="Times New Roman" w:cs="Times New Roman"/>
+      <w:b/>
+      <w:bCs/>
+      <w:sz w:val="27"/>
+      <w:szCs w:val="27"/>
+      <w:lang w:val="en-US"/>
+    </w:rPr>
+  </w:style>
+  <w:style w:type="paragraph" w:styleId="Heading4">
+    <w:name w:val="heading 4"/>
+    <w:basedOn w:val="Normal"/>
+    <w:link w:val="Heading4Char"/>
+    <w:uiPriority w:val="9"/>
+    <w:qFormat/>
+    <w:rsid w:val="00837907"/>
+    <w:pPr>
+      <w:spacing w:before="100" w:beforeAutospacing="1" w:after="100" w:afterAutospacing="1" w:line="240" w:lineRule="auto"/>
+      <w:outlineLvl w:val="3"/>
+    </w:pPr>
+    <w:rPr>
+      <w:rFonts w:ascii="Times New Roman" w:eastAsia="Times New Roman" w:hAnsi="Times New Roman" w:cs="Times New Roman"/>
+      <w:b/>
+      <w:bCs/>
+      <w:sz w:val="24"/>
+      <w:szCs w:val="24"/>
+      <w:lang w:val="en-US"/>
+    </w:rPr>
+  </w:style>
   <w:style w:type="character" w:default="1" w:styleId="DefaultParagraphFont">
     <w:name w:val="Default Paragraph Font"/>
     <w:uiPriority w:val="1"/>
@@ -1724,12 +4694,53 @@
     <w:uiPriority w:val="99"/>
     <w:rsid w:val="007E5253"/>
   </w:style>
+  <w:style w:type="paragraph" w:styleId="BalloonText">
+    <w:name w:val="Balloon Text"/>
+    <w:basedOn w:val="Normal"/>
+    <w:link w:val="BalloonTextChar"/>
+    <w:uiPriority w:val="99"/>
+    <w:semiHidden/>
+    <w:unhideWhenUsed/>
+    <w:rsid w:val="00345564"/>
+    <w:pPr>
+      <w:spacing w:after="0" w:line="240" w:lineRule="auto"/>
+    </w:pPr>
+    <w:rPr>
+      <w:rFonts w:ascii="Segoe UI" w:hAnsi="Segoe UI" w:cs="Segoe UI"/>
+      <w:sz w:val="18"/>
+      <w:szCs w:val="18"/>
+    </w:rPr>
+  </w:style>
+  <w:style w:type="character" w:customStyle="1" w:styleId="BalloonTextChar">
+    <w:name w:val="Balloon Text Char"/>
+    <w:basedOn w:val="DefaultParagraphFont"/>
+    <w:link w:val="BalloonText"/>
+    <w:uiPriority w:val="99"/>
+    <w:semiHidden/>
+    <w:rsid w:val="00345564"/>
+    <w:rPr>
+      <w:rFonts w:ascii="Segoe UI" w:hAnsi="Segoe UI" w:cs="Segoe UI"/>
+      <w:sz w:val="18"/>
+      <w:szCs w:val="18"/>
+    </w:rPr>
+  </w:style>
+  <w:style w:type="paragraph" w:styleId="ListParagraph">
+    <w:name w:val="List Paragraph"/>
+    <w:basedOn w:val="Normal"/>
+    <w:uiPriority w:val="34"/>
+    <w:qFormat/>
+    <w:rsid w:val="00963469"/>
+    <w:pPr>
+      <w:ind w:left="720"/>
+      <w:contextualSpacing/>
+    </w:pPr>
+  </w:style>
   <w:style w:type="character" w:styleId="Hyperlink">
     <w:name w:val="Hyperlink"/>
     <w:basedOn w:val="DefaultParagraphFont"/>
     <w:uiPriority w:val="99"/>
     <w:unhideWhenUsed/>
-    <w:rsid w:val="000E3885"/>
+    <w:rsid w:val="00163C15"/>
     <w:rPr>
       <w:color w:val="0563C1" w:themeColor="hyperlink"/>
       <w:u w:val="single"/>
@@ -1740,10 +4751,74 @@
     <w:basedOn w:val="DefaultParagraphFont"/>
     <w:uiPriority w:val="22"/>
     <w:qFormat/>
-    <w:rsid w:val="00FA3E8B"/>
+    <w:rsid w:val="00163C15"/>
     <w:rPr>
       <w:b/>
       <w:bCs/>
+    </w:rPr>
+  </w:style>
+  <w:style w:type="paragraph" w:styleId="NormalWeb">
+    <w:name w:val="Normal (Web)"/>
+    <w:basedOn w:val="Normal"/>
+    <w:uiPriority w:val="99"/>
+    <w:unhideWhenUsed/>
+    <w:rsid w:val="000F73D7"/>
+    <w:pPr>
+      <w:spacing w:before="100" w:beforeAutospacing="1" w:after="100" w:afterAutospacing="1" w:line="240" w:lineRule="auto"/>
+    </w:pPr>
+    <w:rPr>
+      <w:rFonts w:ascii="Times New Roman" w:eastAsia="Times New Roman" w:hAnsi="Times New Roman" w:cs="Times New Roman"/>
+      <w:sz w:val="24"/>
+      <w:szCs w:val="24"/>
+      <w:lang w:val="en-US"/>
+    </w:rPr>
+  </w:style>
+  <w:style w:type="character" w:customStyle="1" w:styleId="Heading3Char">
+    <w:name w:val="Heading 3 Char"/>
+    <w:basedOn w:val="DefaultParagraphFont"/>
+    <w:link w:val="Heading3"/>
+    <w:uiPriority w:val="9"/>
+    <w:rsid w:val="00837907"/>
+    <w:rPr>
+      <w:rFonts w:ascii="Times New Roman" w:eastAsia="Times New Roman" w:hAnsi="Times New Roman" w:cs="Times New Roman"/>
+      <w:b/>
+      <w:bCs/>
+      <w:sz w:val="27"/>
+      <w:szCs w:val="27"/>
+      <w:lang w:val="en-US"/>
+    </w:rPr>
+  </w:style>
+  <w:style w:type="character" w:customStyle="1" w:styleId="Heading4Char">
+    <w:name w:val="Heading 4 Char"/>
+    <w:basedOn w:val="DefaultParagraphFont"/>
+    <w:link w:val="Heading4"/>
+    <w:uiPriority w:val="9"/>
+    <w:rsid w:val="00837907"/>
+    <w:rPr>
+      <w:rFonts w:ascii="Times New Roman" w:eastAsia="Times New Roman" w:hAnsi="Times New Roman" w:cs="Times New Roman"/>
+      <w:b/>
+      <w:bCs/>
+      <w:sz w:val="24"/>
+      <w:szCs w:val="24"/>
+      <w:lang w:val="en-US"/>
+    </w:rPr>
+  </w:style>
+  <w:style w:type="character" w:customStyle="1" w:styleId="math-inline">
+    <w:name w:val="math-inline"/>
+    <w:basedOn w:val="DefaultParagraphFont"/>
+    <w:rsid w:val="00837907"/>
+  </w:style>
+  <w:style w:type="character" w:styleId="HTMLCode">
+    <w:name w:val="HTML Code"/>
+    <w:basedOn w:val="DefaultParagraphFont"/>
+    <w:uiPriority w:val="99"/>
+    <w:semiHidden/>
+    <w:unhideWhenUsed/>
+    <w:rsid w:val="00837907"/>
+    <w:rPr>
+      <w:rFonts w:ascii="Courier New" w:eastAsia="Times New Roman" w:hAnsi="Courier New" w:cs="Courier New"/>
+      <w:sz w:val="20"/>
+      <w:szCs w:val="20"/>
     </w:rPr>
   </w:style>
 </w:styles>
